--- a/deliverables/Week_03_Generative_Adversarial_Networks/Week_03_Teaching_Notes.docx
+++ b/deliverables/Week_03_Generative_Adversarial_Networks/Week_03_Teaching_Notes.docx
@@ -615,7 +615,7 @@
                 <w:sz w:val="20"/>
                 <w:szCs w:val="20"/>
               </w:rPr>
-              <w:t xml:space="preserve">Notebook and Python file with TODOs. Embedded and separate diagrams accompany the lab.</w:t>
+              <w:t xml:space="preserve">Notebook with TODOs. Embedded and separate diagrams accompany the lab.</w:t>
             </w:r>
           </w:p>
         </w:tc>
@@ -681,7 +681,7 @@
                 <w:sz w:val="20"/>
                 <w:szCs w:val="20"/>
               </w:rPr>
-              <w:t xml:space="preserve">Instructor notebook and Python file with completed code and model answers.</w:t>
+              <w:t xml:space="preserve">Instructor notebook with completed code and model answers.</w:t>
             </w:r>
           </w:p>
         </w:tc>
@@ -704,7 +704,7 @@
         <w:spacing w:after="140" w:line="288"/>
       </w:pPr>
       <w:r>
-        <w:t xml:space="preserve">GANs are the second deep generative family. Students should leave able to write the minimax objective, derive the optimal discriminator, explain the non-saturating loss, recognise the failure modes and explain FID. All sample images in the slides come from real models trained with the lab code (</w:t>
+        <w:t xml:space="preserve">GANs are the second deep generative family. Students should leave able to write the minimax objective, derive the optimal discriminator, explain the non-saturating loss, recognise the failure modes and explain FID. The stored sample images come from the longer recorded lecture experiment (</w:t>
       </w:r>
       <w:r>
         <w:rPr>
@@ -716,7 +716,7 @@
         <w:t xml:space="preserve">curriculum/assets/make_week_03.py</w:t>
       </w:r>
       <w:r>
-        <w:t xml:space="preserve">).</w:t>
+        <w:t xml:space="preserve">), not the current bounded CPU core. Conceptual curves and feature clouds are labelled illustrations.</w:t>
       </w:r>
     </w:p>
     <w:tbl>
@@ -1997,8 +1997,8 @@
       </w:tblPr>
       <w:tblGrid>
         <w:gridCol w:w="1910"/>
-        <w:gridCol w:w="3493"/>
-        <w:gridCol w:w="4009"/>
+        <w:gridCol w:w="3750"/>
+        <w:gridCol w:w="3752"/>
       </w:tblGrid>
       <w:tr>
         <w:trPr>
@@ -2038,7 +2038,7 @@
         </w:tc>
         <w:tc>
           <w:tcPr>
-            <w:tcW w:type="dxa" w:w="3493"/>
+            <w:tcW w:type="dxa" w:w="3750"/>
             <w:tcBorders>
               <w:top w:val="single" w:color="D1D5DB" w:sz="4"/>
               <w:left w:val="single" w:color="D1D5DB" w:sz="4"/>
@@ -2069,7 +2069,7 @@
         </w:tc>
         <w:tc>
           <w:tcPr>
-            <w:tcW w:type="dxa" w:w="4009"/>
+            <w:tcW w:type="dxa" w:w="3752"/>
             <w:tcBorders>
               <w:top w:val="single" w:color="D1D5DB" w:sz="4"/>
               <w:left w:val="single" w:color="D1D5DB" w:sz="4"/>
@@ -2135,7 +2135,7 @@
         </w:tc>
         <w:tc>
           <w:tcPr>
-            <w:tcW w:type="dxa" w:w="3493"/>
+            <w:tcW w:type="dxa" w:w="3750"/>
             <w:tcBorders>
               <w:top w:val="single" w:color="D1D5DB" w:sz="4"/>
               <w:left w:val="single" w:color="D1D5DB" w:sz="4"/>
@@ -2163,7 +2163,7 @@
         </w:tc>
         <w:tc>
           <w:tcPr>
-            <w:tcW w:type="dxa" w:w="4009"/>
+            <w:tcW w:type="dxa" w:w="3752"/>
             <w:tcBorders>
               <w:top w:val="single" w:color="D1D5DB" w:sz="4"/>
               <w:left w:val="single" w:color="D1D5DB" w:sz="4"/>
@@ -2226,7 +2226,7 @@
         </w:tc>
         <w:tc>
           <w:tcPr>
-            <w:tcW w:type="dxa" w:w="3493"/>
+            <w:tcW w:type="dxa" w:w="3750"/>
             <w:tcBorders>
               <w:top w:val="single" w:color="D1D5DB" w:sz="4"/>
               <w:left w:val="single" w:color="D1D5DB" w:sz="4"/>
@@ -2254,7 +2254,7 @@
         </w:tc>
         <w:tc>
           <w:tcPr>
-            <w:tcW w:type="dxa" w:w="4009"/>
+            <w:tcW w:type="dxa" w:w="3752"/>
             <w:tcBorders>
               <w:top w:val="single" w:color="D1D5DB" w:sz="4"/>
               <w:left w:val="single" w:color="D1D5DB" w:sz="4"/>
@@ -2317,7 +2317,7 @@
         </w:tc>
         <w:tc>
           <w:tcPr>
-            <w:tcW w:type="dxa" w:w="3493"/>
+            <w:tcW w:type="dxa" w:w="3750"/>
             <w:tcBorders>
               <w:top w:val="single" w:color="D1D5DB" w:sz="4"/>
               <w:left w:val="single" w:color="D1D5DB" w:sz="4"/>
@@ -2345,7 +2345,7 @@
         </w:tc>
         <w:tc>
           <w:tcPr>
-            <w:tcW w:type="dxa" w:w="4009"/>
+            <w:tcW w:type="dxa" w:w="3752"/>
             <w:tcBorders>
               <w:top w:val="single" w:color="D1D5DB" w:sz="4"/>
               <w:left w:val="single" w:color="D1D5DB" w:sz="4"/>
@@ -2368,6 +2368,279 @@
                 <w:szCs w:val="20"/>
               </w:rPr>
               <w:t xml:space="preserve">Why must a generator receive feedback about its output to improve?</w:t>
+            </w:r>
+          </w:p>
+        </w:tc>
+      </w:tr>
+      <w:tr>
+        <w:trPr>
+          <w:cantSplit/>
+        </w:trPr>
+        <w:tc>
+          <w:tcPr>
+            <w:tcW w:type="dxa" w:w="1910"/>
+            <w:tcBorders>
+              <w:top w:val="single" w:color="D1D5DB" w:sz="4"/>
+              <w:left w:val="single" w:color="D1D5DB" w:sz="4"/>
+              <w:bottom w:val="single" w:color="D1D5DB" w:sz="4"/>
+              <w:right w:val="single" w:color="D1D5DB" w:sz="4"/>
+            </w:tcBorders>
+            <w:shd w:fill="FFFFFF" w:color="auto" w:val="clear"/>
+            <w:tcMar>
+              <w:top w:type="dxa" w:w="80"/>
+              <w:left w:type="dxa" w:w="120"/>
+              <w:bottom w:type="dxa" w:w="80"/>
+              <w:right w:type="dxa" w:w="120"/>
+            </w:tcMar>
+            <w:vAlign w:val="top"/>
+          </w:tcPr>
+          <w:p>
+            <w:r>
+              <w:rPr>
+                <w:b/>
+                <w:bCs/>
+                <w:sz w:val="20"/>
+                <w:szCs w:val="20"/>
+              </w:rPr>
+              <w:t xml:space="preserve">Generator</w:t>
+            </w:r>
+          </w:p>
+        </w:tc>
+        <w:tc>
+          <w:tcPr>
+            <w:tcW w:type="dxa" w:w="3750"/>
+            <w:tcBorders>
+              <w:top w:val="single" w:color="D1D5DB" w:sz="4"/>
+              <w:left w:val="single" w:color="D1D5DB" w:sz="4"/>
+              <w:bottom w:val="single" w:color="D1D5DB" w:sz="4"/>
+              <w:right w:val="single" w:color="D1D5DB" w:sz="4"/>
+            </w:tcBorders>
+            <w:shd w:fill="FFFFFF" w:color="auto" w:val="clear"/>
+            <w:tcMar>
+              <w:top w:type="dxa" w:w="80"/>
+              <w:left w:type="dxa" w:w="120"/>
+              <w:bottom w:type="dxa" w:w="80"/>
+              <w:right w:type="dxa" w:w="120"/>
+            </w:tcMar>
+            <w:vAlign w:val="top"/>
+          </w:tcPr>
+          <w:p>
+            <w:r>
+              <w:rPr>
+                <w:sz w:val="20"/>
+                <w:szCs w:val="20"/>
+              </w:rPr>
+              <w:t xml:space="preserve">A network that transforms a random code into a generated example.</w:t>
+            </w:r>
+          </w:p>
+        </w:tc>
+        <w:tc>
+          <w:tcPr>
+            <w:tcW w:type="dxa" w:w="3752"/>
+            <w:tcBorders>
+              <w:top w:val="single" w:color="D1D5DB" w:sz="4"/>
+              <w:left w:val="single" w:color="D1D5DB" w:sz="4"/>
+              <w:bottom w:val="single" w:color="D1D5DB" w:sz="4"/>
+              <w:right w:val="single" w:color="D1D5DB" w:sz="4"/>
+            </w:tcBorders>
+            <w:shd w:fill="FFFFFF" w:color="auto" w:val="clear"/>
+            <w:tcMar>
+              <w:top w:type="dxa" w:w="80"/>
+              <w:left w:type="dxa" w:w="120"/>
+              <w:bottom w:type="dxa" w:w="80"/>
+              <w:right w:type="dxa" w:w="120"/>
+            </w:tcMar>
+            <w:vAlign w:val="top"/>
+          </w:tcPr>
+          <w:p>
+            <w:r>
+              <w:rPr>
+                <w:sz w:val="20"/>
+                <w:szCs w:val="20"/>
+              </w:rPr>
+              <w:t xml:space="preserve">Which network generates after training?</w:t>
+            </w:r>
+          </w:p>
+        </w:tc>
+      </w:tr>
+      <w:tr>
+        <w:trPr>
+          <w:cantSplit/>
+        </w:trPr>
+        <w:tc>
+          <w:tcPr>
+            <w:tcW w:type="dxa" w:w="1910"/>
+            <w:tcBorders>
+              <w:top w:val="single" w:color="D1D5DB" w:sz="4"/>
+              <w:left w:val="single" w:color="D1D5DB" w:sz="4"/>
+              <w:bottom w:val="single" w:color="D1D5DB" w:sz="4"/>
+              <w:right w:val="single" w:color="D1D5DB" w:sz="4"/>
+            </w:tcBorders>
+            <w:shd w:fill="EEF0FF" w:color="auto" w:val="clear"/>
+            <w:tcMar>
+              <w:top w:type="dxa" w:w="80"/>
+              <w:left w:type="dxa" w:w="120"/>
+              <w:bottom w:type="dxa" w:w="80"/>
+              <w:right w:type="dxa" w:w="120"/>
+            </w:tcMar>
+            <w:vAlign w:val="top"/>
+          </w:tcPr>
+          <w:p>
+            <w:r>
+              <w:rPr>
+                <w:b/>
+                <w:bCs/>
+                <w:sz w:val="20"/>
+                <w:szCs w:val="20"/>
+              </w:rPr>
+              <w:t xml:space="preserve">Discriminator</w:t>
+            </w:r>
+          </w:p>
+        </w:tc>
+        <w:tc>
+          <w:tcPr>
+            <w:tcW w:type="dxa" w:w="3750"/>
+            <w:tcBorders>
+              <w:top w:val="single" w:color="D1D5DB" w:sz="4"/>
+              <w:left w:val="single" w:color="D1D5DB" w:sz="4"/>
+              <w:bottom w:val="single" w:color="D1D5DB" w:sz="4"/>
+              <w:right w:val="single" w:color="D1D5DB" w:sz="4"/>
+            </w:tcBorders>
+            <w:shd w:fill="EEF0FF" w:color="auto" w:val="clear"/>
+            <w:tcMar>
+              <w:top w:type="dxa" w:w="80"/>
+              <w:left w:type="dxa" w:w="120"/>
+              <w:bottom w:type="dxa" w:w="80"/>
+              <w:right w:type="dxa" w:w="120"/>
+            </w:tcMar>
+            <w:vAlign w:val="top"/>
+          </w:tcPr>
+          <w:p>
+            <w:r>
+              <w:rPr>
+                <w:sz w:val="20"/>
+                <w:szCs w:val="20"/>
+              </w:rPr>
+              <w:t xml:space="preserve">A network trained to distinguish dataset examples from generated examples.</w:t>
+            </w:r>
+          </w:p>
+        </w:tc>
+        <w:tc>
+          <w:tcPr>
+            <w:tcW w:type="dxa" w:w="3752"/>
+            <w:tcBorders>
+              <w:top w:val="single" w:color="D1D5DB" w:sz="4"/>
+              <w:left w:val="single" w:color="D1D5DB" w:sz="4"/>
+              <w:bottom w:val="single" w:color="D1D5DB" w:sz="4"/>
+              <w:right w:val="single" w:color="D1D5DB" w:sz="4"/>
+            </w:tcBorders>
+            <w:shd w:fill="EEF0FF" w:color="auto" w:val="clear"/>
+            <w:tcMar>
+              <w:top w:type="dxa" w:w="80"/>
+              <w:left w:type="dxa" w:w="120"/>
+              <w:bottom w:type="dxa" w:w="80"/>
+              <w:right w:type="dxa" w:w="120"/>
+            </w:tcMar>
+            <w:vAlign w:val="top"/>
+          </w:tcPr>
+          <w:p>
+            <w:r>
+              <w:rPr>
+                <w:sz w:val="20"/>
+                <w:szCs w:val="20"/>
+              </w:rPr>
+              <w:t xml:space="preserve">What source labels train D?</w:t>
+            </w:r>
+          </w:p>
+        </w:tc>
+      </w:tr>
+      <w:tr>
+        <w:trPr>
+          <w:cantSplit/>
+        </w:trPr>
+        <w:tc>
+          <w:tcPr>
+            <w:tcW w:type="dxa" w:w="1910"/>
+            <w:tcBorders>
+              <w:top w:val="single" w:color="D1D5DB" w:sz="4"/>
+              <w:left w:val="single" w:color="D1D5DB" w:sz="4"/>
+              <w:bottom w:val="single" w:color="D1D5DB" w:sz="4"/>
+              <w:right w:val="single" w:color="D1D5DB" w:sz="4"/>
+            </w:tcBorders>
+            <w:shd w:fill="FFFFFF" w:color="auto" w:val="clear"/>
+            <w:tcMar>
+              <w:top w:type="dxa" w:w="80"/>
+              <w:left w:type="dxa" w:w="120"/>
+              <w:bottom w:type="dxa" w:w="80"/>
+              <w:right w:type="dxa" w:w="120"/>
+            </w:tcMar>
+            <w:vAlign w:val="top"/>
+          </w:tcPr>
+          <w:p>
+            <w:r>
+              <w:rPr>
+                <w:b/>
+                <w:bCs/>
+                <w:sz w:val="20"/>
+                <w:szCs w:val="20"/>
+              </w:rPr>
+              <w:t xml:space="preserve">Detach</w:t>
+            </w:r>
+          </w:p>
+        </w:tc>
+        <w:tc>
+          <w:tcPr>
+            <w:tcW w:type="dxa" w:w="3750"/>
+            <w:tcBorders>
+              <w:top w:val="single" w:color="D1D5DB" w:sz="4"/>
+              <w:left w:val="single" w:color="D1D5DB" w:sz="4"/>
+              <w:bottom w:val="single" w:color="D1D5DB" w:sz="4"/>
+              <w:right w:val="single" w:color="D1D5DB" w:sz="4"/>
+            </w:tcBorders>
+            <w:shd w:fill="FFFFFF" w:color="auto" w:val="clear"/>
+            <w:tcMar>
+              <w:top w:type="dxa" w:w="80"/>
+              <w:left w:type="dxa" w:w="120"/>
+              <w:bottom w:type="dxa" w:w="80"/>
+              <w:right w:type="dxa" w:w="120"/>
+            </w:tcMar>
+            <w:vAlign w:val="top"/>
+          </w:tcPr>
+          <w:p>
+            <w:r>
+              <w:rPr>
+                <w:sz w:val="20"/>
+                <w:szCs w:val="20"/>
+              </w:rPr>
+              <w:t xml:space="preserve">Keep tensor values while disconnecting their gradient path for an operation.</w:t>
+            </w:r>
+          </w:p>
+        </w:tc>
+        <w:tc>
+          <w:tcPr>
+            <w:tcW w:type="dxa" w:w="3752"/>
+            <w:tcBorders>
+              <w:top w:val="single" w:color="D1D5DB" w:sz="4"/>
+              <w:left w:val="single" w:color="D1D5DB" w:sz="4"/>
+              <w:bottom w:val="single" w:color="D1D5DB" w:sz="4"/>
+              <w:right w:val="single" w:color="D1D5DB" w:sz="4"/>
+            </w:tcBorders>
+            <w:shd w:fill="FFFFFF" w:color="auto" w:val="clear"/>
+            <w:tcMar>
+              <w:top w:type="dxa" w:w="80"/>
+              <w:left w:type="dxa" w:w="120"/>
+              <w:bottom w:type="dxa" w:w="80"/>
+              <w:right w:type="dxa" w:w="120"/>
+            </w:tcMar>
+            <w:vAlign w:val="top"/>
+          </w:tcPr>
+          <w:p>
+            <w:r>
+              <w:rPr>
+                <w:sz w:val="20"/>
+                <w:szCs w:val="20"/>
+              </w:rPr>
+              <w:t xml:space="preserve">Does detach alter the pixels?</w:t>
             </w:r>
           </w:p>
         </w:tc>
@@ -2457,6 +2730,69 @@
     </w:p>
     <w:p>
       <w:pPr>
+        <w:pStyle w:val="ListParagraph"/>
+        <w:keepLines/>
+        <w:numPr>
+          <w:ilvl w:val="0"/>
+          <w:numId w:val="2"/>
+        </w:numPr>
+        <w:spacing w:after="80" w:line="276"/>
+      </w:pPr>
+      <w:r>
+        <w:rPr>
+          <w:b/>
+          <w:bCs/>
+        </w:rPr>
+        <w:t xml:space="preserve">Generator:</w:t>
+      </w:r>
+      <w:r>
+        <w:t xml:space="preserve"> G generates; D supplied its training feedback.</w:t>
+      </w:r>
+    </w:p>
+    <w:p>
+      <w:pPr>
+        <w:pStyle w:val="ListParagraph"/>
+        <w:keepLines/>
+        <w:numPr>
+          <w:ilvl w:val="0"/>
+          <w:numId w:val="2"/>
+        </w:numPr>
+        <w:spacing w:after="80" w:line="276"/>
+      </w:pPr>
+      <w:r>
+        <w:rPr>
+          <w:b/>
+          <w:bCs/>
+        </w:rPr>
+        <w:t xml:space="preserve">Discriminator:</w:t>
+      </w:r>
+      <w:r>
+        <w:t xml:space="preserve"> Real is one and generated is zero.</w:t>
+      </w:r>
+    </w:p>
+    <w:p>
+      <w:pPr>
+        <w:pStyle w:val="ListParagraph"/>
+        <w:keepLines/>
+        <w:numPr>
+          <w:ilvl w:val="0"/>
+          <w:numId w:val="2"/>
+        </w:numPr>
+        <w:spacing w:after="80" w:line="276"/>
+      </w:pPr>
+      <w:r>
+        <w:rPr>
+          <w:b/>
+          <w:bCs/>
+        </w:rPr>
+        <w:t xml:space="preserve">Detach:</w:t>
+      </w:r>
+      <w:r>
+        <w:t xml:space="preserve"> No. It disconnects a gradient route for that operation.</w:t>
+      </w:r>
+    </w:p>
+    <w:p>
+      <w:pPr>
         <w:pStyle w:val="Heading2"/>
         <w:keepNext/>
       </w:pPr>
@@ -2471,7 +2807,7 @@
         <w:spacing w:after="140" w:line="288"/>
       </w:pPr>
       <w:r>
-        <w:t xml:space="preserve">Two networks learn different tasks; only the generator creates new images.</w:t>
+        <w:t xml:space="preserve">Alternating updates.</w:t>
       </w:r>
     </w:p>
     <w:p>
@@ -2640,7 +2976,7 @@
         <w:t xml:space="preserve">Check your understanding.</w:t>
       </w:r>
       <w:r>
-        <w:t xml:space="preserve"> Which networks must run to generate a new digit after training?</w:t>
+        <w:t xml:space="preserve"> Generate with which network?</w:t>
       </w:r>
     </w:p>
     <w:p>
@@ -2676,7 +3012,7 @@
         <w:spacing w:after="140" w:line="288"/>
       </w:pPr>
       <w:r>
-        <w:t xml:space="preserve">Detach fakes for the D update; keep G connected for its own update.</w:t>
+        <w:t xml:space="preserve">Preserve the G route.</w:t>
       </w:r>
     </w:p>
     <w:p>
@@ -2831,7 +3167,7 @@
         <w:t xml:space="preserve">Check your understanding.</w:t>
       </w:r>
       <w:r>
-        <w:t xml:space="preserve"> Why would detaching fake inside g_loss_fn stop the generator from learning?</w:t>
+        <w:t xml:space="preserve"> Why keep fake linked?</w:t>
       </w:r>
     </w:p>
     <w:p>
@@ -2857,7 +3193,7 @@
         <w:keepNext/>
       </w:pPr>
       <w:r>
-        <w:t xml:space="preserve">Train, inspect, and evaluate a GAN</w:t>
+        <w:t xml:space="preserve">Check predicted class coverage</w:t>
       </w:r>
     </w:p>
     <w:p>
@@ -2867,7 +3203,7 @@
         <w:spacing w:after="140" w:line="288"/>
       </w:pPr>
       <w:r>
-        <w:t xml:space="preserve">Check visual quality and coverage with evidence beyond the training loss.</w:t>
+        <w:t xml:space="preserve">One evaluation route.</w:t>
       </w:r>
     </w:p>
     <w:p>
@@ -2881,7 +3217,7 @@
           <wp:inline distT="0" distB="0" distL="0" distR="0">
             <wp:extent cx="5334000" cy="1962150"/>
             <wp:effectExtent t="0" r="0" b="0" l="0"/>
-            <wp:docPr id="4" name="Train, inspect, and evaluate a GAN" descr="Train, inspect, and evaluate a GAN" title="Train, inspect, and evaluate a GAN"/>
+            <wp:docPr id="4" name="Check predicted class coverage" descr="Check predicted class coverage" title="Check predicted class coverage"/>
             <wp:cNvGraphicFramePr>
               <a:graphicFrameLocks xmlns:a="http://schemas.openxmlformats.org/drawingml/2006/main" noChangeAspect="1"/>
             </wp:cNvGraphicFramePr>
@@ -2930,7 +3266,7 @@
           <w:sz w:val="19"/>
           <w:szCs w:val="19"/>
         </w:rPr>
-        <w:t xml:space="preserve">Train, inspect, and evaluate a GAN</w:t>
+        <w:t xml:space="preserve">Check predicted class coverage</w:t>
       </w:r>
     </w:p>
     <w:p>
@@ -3036,7 +3372,7 @@
         <w:t xml:space="preserve">Check your understanding.</w:t>
       </w:r>
       <w:r>
-        <w:t xml:space="preserve"> Can a low feature distance alone prove that every digit class is represented?</w:t>
+        <w:t xml:space="preserve"> Sharpness proves coverage?</w:t>
       </w:r>
     </w:p>
     <w:p>
@@ -3072,7 +3408,7 @@
         <w:spacing w:after="140" w:line="288"/>
       </w:pPr>
       <w:r>
-        <w:t xml:space="preserve">Real images train the discriminator. Its feedback trains the generator.</w:t>
+        <w:t xml:space="preserve">Two goals.</w:t>
       </w:r>
     </w:p>
     <w:p>
@@ -3227,7 +3563,7 @@
         <w:t xml:space="preserve">Check your understanding.</w:t>
       </w:r>
       <w:r>
-        <w:t xml:space="preserve"> Why is the generator target 1 for a fake image?</w:t>
+        <w:t xml:space="preserve"> G target: why one?</w:t>
       </w:r>
     </w:p>
     <w:p>
@@ -3263,7 +3599,7 @@
         <w:spacing w:after="140" w:line="288"/>
       </w:pPr>
       <w:r>
-        <w:t xml:space="preserve">After training, the generator can create images without a discriminator call.</w:t>
+        <w:t xml:space="preserve">Evaluation mode first.</w:t>
       </w:r>
     </w:p>
     <w:p>
@@ -3418,7 +3754,7 @@
         <w:t xml:space="preserve">Check your understanding.</w:t>
       </w:r>
       <w:r>
-        <w:t xml:space="preserve"> Which network is needed to create a new image after training?</w:t>
+        <w:t xml:space="preserve"> Does inference update weights?</w:t>
       </w:r>
     </w:p>
     <w:p>
@@ -4314,6 +4650,125 @@
     </w:p>
     <w:p>
       <w:pPr>
+        <w:keepNext w:val="false"/>
+        <w:keepLines/>
+        <w:spacing w:after="140" w:line="288"/>
+      </w:pPr>
+      <w:r>
+        <w:rPr>
+          <w:b/>
+          <w:bCs/>
+        </w:rPr>
+        <w:t xml:space="preserve">ADA.</w:t>
+      </w:r>
+      <w:r>
+        <w:t xml:space="preserve"> Adaptive discriminator augmentation: adjust data augmentation to reduce discriminator overfitting.</w:t>
+      </w:r>
+    </w:p>
+    <w:p>
+      <w:pPr>
+        <w:keepNext w:val="false"/>
+        <w:keepLines/>
+        <w:spacing w:after="140" w:line="288"/>
+      </w:pPr>
+      <w:r>
+        <w:rPr>
+          <w:b/>
+          <w:bCs/>
+        </w:rPr>
+        <w:t xml:space="preserve">Critic.</w:t>
+      </w:r>
+      <w:r>
+        <w:t xml:space="preserve"> A learned unrestricted score, used instead of a probability-valued discriminator.</w:t>
+      </w:r>
+    </w:p>
+    <w:p>
+      <w:pPr>
+        <w:keepNext w:val="false"/>
+        <w:keepLines/>
+        <w:spacing w:after="140" w:line="288"/>
+      </w:pPr>
+      <w:r>
+        <w:rPr>
+          <w:b/>
+          <w:bCs/>
+        </w:rPr>
+        <w:t xml:space="preserve">EMA.</w:t>
+      </w:r>
+      <w:r>
+        <w:t xml:space="preserve"> Exponential moving average: a weighted average of recent model weights.</w:t>
+      </w:r>
+    </w:p>
+    <w:p>
+      <w:pPr>
+        <w:keepNext w:val="false"/>
+        <w:keepLines/>
+        <w:spacing w:after="140" w:line="288"/>
+      </w:pPr>
+      <w:r>
+        <w:rPr>
+          <w:b/>
+          <w:bCs/>
+        </w:rPr>
+        <w:t xml:space="preserve">Generative precision.</w:t>
+      </w:r>
+      <w:r>
+        <w:t xml:space="preserve"> How much generated data lies in the real-data region of a chosen feature space.</w:t>
+      </w:r>
+    </w:p>
+    <w:p>
+      <w:pPr>
+        <w:keepNext w:val="false"/>
+        <w:keepLines/>
+        <w:spacing w:after="140" w:line="288"/>
+      </w:pPr>
+      <w:r>
+        <w:rPr>
+          <w:b/>
+          <w:bCs/>
+        </w:rPr>
+        <w:t xml:space="preserve">Generative recall.</w:t>
+      </w:r>
+      <w:r>
+        <w:t xml:space="preserve"> How much real-data variety is covered by generated data in a chosen feature space.</w:t>
+      </w:r>
+    </w:p>
+    <w:p>
+      <w:pPr>
+        <w:keepNext w:val="false"/>
+        <w:keepLines/>
+        <w:spacing w:after="140" w:line="288"/>
+      </w:pPr>
+      <w:r>
+        <w:rPr>
+          <w:b/>
+          <w:bCs/>
+        </w:rPr>
+        <w:t xml:space="preserve">KID.</w:t>
+      </w:r>
+      <w:r>
+        <w:t xml:space="preserve"> Kernel inception distance: compare real and generated feature distributions using a kernel statistic.</w:t>
+      </w:r>
+    </w:p>
+    <w:p>
+      <w:pPr>
+        <w:keepNext w:val="false"/>
+        <w:keepLines/>
+        <w:spacing w:after="140" w:line="288"/>
+      </w:pPr>
+      <w:r>
+        <w:rPr>
+          <w:b/>
+          <w:bCs/>
+        </w:rPr>
+        <w:t xml:space="preserve">TTUR.</w:t>
+      </w:r>
+      <w:r>
+        <w:t xml:space="preserve"> Two time-scale update rule: separate learning rates for the generator and discriminator.</w:t>
+      </w:r>
+    </w:p>
+    <w:p>
+      <w:pPr>
         <w:pStyle w:val="Heading1"/>
         <w:keepNext/>
       </w:pPr>
@@ -4656,7 +5111,7 @@
         <w:t xml:space="preserve">implicit generative models</w:t>
       </w:r>
       <w:r>
-        <w:t xml:space="preserve">: we can sample from them, but they give no density </w:t>
+        <w:t xml:space="preserve">: we can sample from them, but basic GANs do not provide a tractable explicit density </w:t>
       </w:r>
       <w:r>
         <w:rPr>
@@ -4699,7 +5154,7 @@
       <w:r>
         <w:drawing>
           <wp:inline distT="0" distB="0" distL="0" distR="0">
-            <wp:extent cx="5334000" cy="2209800"/>
+            <wp:extent cx="5334000" cy="2095500"/>
             <wp:effectExtent t="0" r="0" b="0" l="0"/>
             <wp:docPr id="7" name="GAN architecture" descr="GAN architecture" title="GAN architecture"/>
             <wp:cNvGraphicFramePr>
@@ -4724,7 +5179,7 @@
                   <pic:spPr bwMode="auto">
                     <a:xfrm>
                       <a:off x="0" y="0"/>
-                      <a:ext cx="5334000" cy="2209800"/>
+                      <a:ext cx="5334000" cy="2095500"/>
                     </a:xfrm>
                     <a:prstGeom prst="rect">
                       <a:avLst/>
@@ -6324,7 +6779,7 @@
         <w:spacing w:after="140" w:line="288"/>
       </w:pPr>
       <w:r>
-        <w:t xml:space="preserve">G can exploit one pattern that currently fools D, then switch when D adapts. In the measured eight-cluster experiment, the standard GAN covered seven modes at the end while WGAN-GP covered eight. This is evidence for that run, not a universal guarantee.</w:t>
+        <w:t xml:space="preserve">G can exploit one pattern that currently fools D, then switch when D adapts. In the measured eight-cluster experiment, the standard GAN covered 7 modes at the end while WGAN-GP covered 8. This is evidence for that run, not a universal guarantee.</w:t>
       </w:r>
     </w:p>
     <w:p>
@@ -7511,7 +7966,7 @@
       <w:r>
         <w:drawing>
           <wp:inline distT="0" distB="0" distL="0" distR="0">
-            <wp:extent cx="5334000" cy="1819275"/>
+            <wp:extent cx="5334000" cy="1857375"/>
             <wp:effectExtent t="0" r="0" b="0" l="0"/>
             <wp:docPr id="18" name="DCGAN generator and guidelines" descr="DCGAN generator and guidelines" title="DCGAN generator and guidelines"/>
             <wp:cNvGraphicFramePr>
@@ -7536,7 +7991,7 @@
                   <pic:spPr bwMode="auto">
                     <a:xfrm>
                       <a:off x="0" y="0"/>
-                      <a:ext cx="5334000" cy="1819275"/>
+                      <a:ext cx="5334000" cy="1857375"/>
                     </a:xfrm>
                     <a:prstGeom prst="rect">
                       <a:avLst/>
@@ -8024,7 +8479,7 @@
       <w:r>
         <w:drawing>
           <wp:inline distT="0" distB="0" distL="0" distR="0">
-            <wp:extent cx="5334000" cy="1495425"/>
+            <wp:extent cx="5334000" cy="1790700"/>
             <wp:effectExtent t="0" r="0" b="0" l="0"/>
             <wp:docPr id="21" name="Conditional GAN" descr="Conditional GAN" title="Conditional GAN"/>
             <wp:cNvGraphicFramePr>
@@ -8049,7 +8504,7 @@
                   <pic:spPr bwMode="auto">
                     <a:xfrm>
                       <a:off x="0" y="0"/>
-                      <a:ext cx="5334000" cy="1495425"/>
+                      <a:ext cx="5334000" cy="1790700"/>
                     </a:xfrm>
                     <a:prstGeom prst="rect">
                       <a:avLst/>
@@ -8274,6 +8729,16 @@
     </w:p>
     <w:p>
       <w:pPr>
+        <w:keepNext w:val="false"/>
+        <w:keepLines/>
+        <w:spacing w:after="140" w:line="288"/>
+      </w:pPr>
+      <w:r>
+        <w:t xml:space="preserve">Generative precision and recall separate realism from coverage in the chosen feature space.</w:t>
+      </w:r>
+    </w:p>
+    <w:p>
+      <w:pPr>
         <w:pStyle w:val="Heading3"/>
         <w:keepNext/>
       </w:pPr>
@@ -8430,7 +8895,7 @@
       <w:r>
         <w:drawing>
           <wp:inline distT="0" distB="0" distL="0" distR="0">
-            <wp:extent cx="5334000" cy="2924175"/>
+            <wp:extent cx="5334000" cy="2714625"/>
             <wp:effectExtent t="0" r="0" b="0" l="0"/>
             <wp:docPr id="24" name="What FID measures in feature space" descr="What FID measures in feature space" title="What FID measures in feature space"/>
             <wp:cNvGraphicFramePr>
@@ -8455,7 +8920,7 @@
                   <pic:spPr bwMode="auto">
                     <a:xfrm>
                       <a:off x="0" y="0"/>
-                      <a:ext cx="5334000" cy="2924175"/>
+                      <a:ext cx="5334000" cy="2714625"/>
                     </a:xfrm>
                     <a:prstGeom prst="rect">
                       <a:avLst/>
@@ -9164,7 +9629,7 @@
         <w:keepNext/>
       </w:pPr>
       <w:r>
-        <w:t xml:space="preserve">GANs in 2026</w:t>
+        <w:t xml:space="preserve">Published adversarial applications</w:t>
       </w:r>
     </w:p>
     <w:p>
@@ -10507,7 +10972,7 @@
       <w:r>
         <w:t xml:space="preserve"> Article 50 distinguishes provider marking from deployer disclosure, including deepfakes. The scope includes exceptions and special disclosure treatment for artistic works. The rules apply from 2 August 2026; systems placed on the market before that date have until 2 December 2026 for the Article 50(2) marking duty. This transition does not postpone every Article 50 duty. Read the </w:t>
       </w:r>
-      <w:hyperlink w:history="1" r:id="rIdslzivku-noa0hf9cnqkbf">
+      <w:hyperlink w:history="1" r:id="rId8zxy0pxzqox3dvg5--uqv">
         <w:r>
           <w:rPr>
             <w:color w:val="4F46E5"/>
@@ -10519,7 +10984,7 @@
       <w:r>
         <w:t xml:space="preserve"> and </w:t>
       </w:r>
-      <w:hyperlink w:history="1" r:id="rIdpnmsf4qdpzbm-twtkyv9n">
+      <w:hyperlink w:history="1" r:id="rId3spjlxh1zwr80u1t6x4du">
         <w:r>
           <w:rPr>
             <w:color w:val="4F46E5"/>
@@ -10583,10 +11048,20 @@
           <w:b/>
           <w:bCs/>
         </w:rPr>
-        <w:t xml:space="preserve">Runtime:</w:t>
-      </w:r>
-      <w:r>
-        <w:t xml:space="preserve"> Colab or a laptop CPU. On the laptop CPU used to check this pack (9 October 2026), each DCGAN epoch took about 2 minutes and the complete solution notebook about 19 minutes; other jobs were running, so treat these as upper bounds. A GPU is much faster. For a short CPU session, reduce </w:t>
+        <w:t xml:space="preserve">CPU core:</w:t>
+      </w:r>
+      <w:r>
+        <w:t xml:space="preserve"> four epochs on 25,600 MNIST images (800 generator and discriminator updates), a classifier on 8,000 images, 512 evaluation samples and 1,000 ring steps per configuration. On the course laptop (4 CPU threads, MNIST already downloaded) the complete core took 4.7 minutes, recorded on 11 October 2026. A first Colab run also downloads MNIST. GPU and Gemini are optional. </w:t>
+      </w:r>
+      <w:r>
+        <w:rPr>
+          <w:b/>
+          <w:bCs/>
+        </w:rPr>
+        <w:t xml:space="preserve">Optional stretch:</w:t>
+      </w:r>
+      <w:r>
+        <w:t xml:space="preserve"> </w:t>
       </w:r>
       <w:r>
         <w:rPr>
@@ -10595,10 +11070,10 @@
           <w:sz w:val="20"/>
           <w:szCs w:val="20"/>
         </w:rPr>
-        <w:t xml:space="preserve">EPOCHS</w:t>
-      </w:r>
-      <w:r>
-        <w:t xml:space="preserve"> to 3–4. </w:t>
+        <w:t xml:space="preserve">RUN_STRETCH = True</w:t>
+      </w:r>
+      <w:r>
+        <w:t xml:space="preserve"> uses eight epochs, full training data, 2,000 evaluation images and 5,000 ring steps. The longer archived images are shown for discussion. </w:t>
       </w:r>
       <w:r>
         <w:rPr>
@@ -10608,7 +11083,7 @@
         <w:t xml:space="preserve">Hand-in:</w:t>
       </w:r>
       <w:r>
-        <w:t xml:space="preserve"> samples per epoch, diagnostics, coverage histogram and Fréchet distances, ring experiment, four answers.</w:t>
+        <w:t xml:space="preserve"> update trace, fixed-code samples, diagnostics, coverage histogram, custom feature distances, toy comparison and explanations.</w:t>
       </w:r>
     </w:p>
     <w:p>
@@ -11954,1041 +12429,15 @@
         <w:t xml:space="preserve">Glossary</w:t>
       </w:r>
     </w:p>
-    <w:tbl>
-      <w:tblPr>
-        <w:tblW w:type="dxa" w:w="9412"/>
-        <w:tblBorders>
-          <w:top w:val="single" w:color="auto" w:sz="4"/>
-          <w:left w:val="single" w:color="auto" w:sz="4"/>
-          <w:bottom w:val="single" w:color="auto" w:sz="4"/>
-          <w:right w:val="single" w:color="auto" w:sz="4"/>
-          <w:insideH w:val="single" w:color="auto" w:sz="4"/>
-          <w:insideV w:val="single" w:color="auto" w:sz="4"/>
-        </w:tblBorders>
-        <w:tblLayout w:type="fixed"/>
-      </w:tblPr>
-      <w:tblGrid>
-        <w:gridCol w:w="2476"/>
-        <w:gridCol w:w="6936"/>
-      </w:tblGrid>
-      <w:tr>
-        <w:trPr>
-          <w:cantSplit/>
-          <w:tblHeader/>
-        </w:trPr>
-        <w:tc>
-          <w:tcPr>
-            <w:tcW w:type="dxa" w:w="2476"/>
-            <w:tcBorders>
-              <w:top w:val="single" w:color="D1D5DB" w:sz="4"/>
-              <w:left w:val="single" w:color="D1D5DB" w:sz="4"/>
-              <w:bottom w:val="single" w:color="D1D5DB" w:sz="4"/>
-              <w:right w:val="single" w:color="D1D5DB" w:sz="4"/>
-            </w:tcBorders>
-            <w:shd w:fill="1E1B4B" w:color="auto" w:val="clear"/>
-            <w:tcMar>
-              <w:top w:type="dxa" w:w="80"/>
-              <w:left w:type="dxa" w:w="120"/>
-              <w:bottom w:type="dxa" w:w="80"/>
-              <w:right w:type="dxa" w:w="120"/>
-            </w:tcMar>
-            <w:vAlign w:val="top"/>
-          </w:tcPr>
-          <w:p>
-            <w:r>
-              <w:rPr>
-                <w:b/>
-                <w:bCs/>
-                <w:color w:val="FFFFFF"/>
-                <w:sz w:val="20"/>
-                <w:szCs w:val="20"/>
-              </w:rPr>
-              <w:t xml:space="preserve">Term</w:t>
-            </w:r>
-          </w:p>
-        </w:tc>
-        <w:tc>
-          <w:tcPr>
-            <w:tcW w:type="dxa" w:w="6936"/>
-            <w:tcBorders>
-              <w:top w:val="single" w:color="D1D5DB" w:sz="4"/>
-              <w:left w:val="single" w:color="D1D5DB" w:sz="4"/>
-              <w:bottom w:val="single" w:color="D1D5DB" w:sz="4"/>
-              <w:right w:val="single" w:color="D1D5DB" w:sz="4"/>
-            </w:tcBorders>
-            <w:shd w:fill="1E1B4B" w:color="auto" w:val="clear"/>
-            <w:tcMar>
-              <w:top w:type="dxa" w:w="80"/>
-              <w:left w:type="dxa" w:w="120"/>
-              <w:bottom w:type="dxa" w:w="80"/>
-              <w:right w:type="dxa" w:w="120"/>
-            </w:tcMar>
-            <w:vAlign w:val="top"/>
-          </w:tcPr>
-          <w:p>
-            <w:r>
-              <w:rPr>
-                <w:b/>
-                <w:bCs/>
-                <w:color w:val="FFFFFF"/>
-                <w:sz w:val="20"/>
-                <w:szCs w:val="20"/>
-              </w:rPr>
-              <w:t xml:space="preserve">Meaning</w:t>
-            </w:r>
-          </w:p>
-        </w:tc>
-      </w:tr>
-      <w:tr>
-        <w:trPr>
-          <w:cantSplit/>
-        </w:trPr>
-        <w:tc>
-          <w:tcPr>
-            <w:tcW w:type="dxa" w:w="2476"/>
-            <w:tcBorders>
-              <w:top w:val="single" w:color="D1D5DB" w:sz="4"/>
-              <w:left w:val="single" w:color="D1D5DB" w:sz="4"/>
-              <w:bottom w:val="single" w:color="D1D5DB" w:sz="4"/>
-              <w:right w:val="single" w:color="D1D5DB" w:sz="4"/>
-            </w:tcBorders>
-            <w:shd w:fill="EEF0FF" w:color="auto" w:val="clear"/>
-            <w:tcMar>
-              <w:top w:type="dxa" w:w="80"/>
-              <w:left w:type="dxa" w:w="120"/>
-              <w:bottom w:type="dxa" w:w="80"/>
-              <w:right w:type="dxa" w:w="120"/>
-            </w:tcMar>
-            <w:vAlign w:val="top"/>
-          </w:tcPr>
-          <w:p>
-            <w:r>
-              <w:rPr>
-                <w:b/>
-                <w:bCs/>
-                <w:sz w:val="20"/>
-                <w:szCs w:val="20"/>
-              </w:rPr>
-              <w:t xml:space="preserve">Generator</w:t>
-            </w:r>
-          </w:p>
-        </w:tc>
-        <w:tc>
-          <w:tcPr>
-            <w:tcW w:type="dxa" w:w="6936"/>
-            <w:tcBorders>
-              <w:top w:val="single" w:color="D1D5DB" w:sz="4"/>
-              <w:left w:val="single" w:color="D1D5DB" w:sz="4"/>
-              <w:bottom w:val="single" w:color="D1D5DB" w:sz="4"/>
-              <w:right w:val="single" w:color="D1D5DB" w:sz="4"/>
-            </w:tcBorders>
-            <w:shd w:fill="EEF0FF" w:color="auto" w:val="clear"/>
-            <w:tcMar>
-              <w:top w:type="dxa" w:w="80"/>
-              <w:left w:type="dxa" w:w="120"/>
-              <w:bottom w:type="dxa" w:w="80"/>
-              <w:right w:type="dxa" w:w="120"/>
-            </w:tcMar>
-            <w:vAlign w:val="top"/>
-          </w:tcPr>
-          <w:p>
-            <w:r>
-              <w:rPr>
-                <w:sz w:val="20"/>
-                <w:szCs w:val="20"/>
-              </w:rPr>
-              <w:t xml:space="preserve">Network mapping noise (and optionally a condition) to samples</w:t>
-            </w:r>
-          </w:p>
-        </w:tc>
-      </w:tr>
-      <w:tr>
-        <w:trPr>
-          <w:cantSplit/>
-        </w:trPr>
-        <w:tc>
-          <w:tcPr>
-            <w:tcW w:type="dxa" w:w="2476"/>
-            <w:tcBorders>
-              <w:top w:val="single" w:color="D1D5DB" w:sz="4"/>
-              <w:left w:val="single" w:color="D1D5DB" w:sz="4"/>
-              <w:bottom w:val="single" w:color="D1D5DB" w:sz="4"/>
-              <w:right w:val="single" w:color="D1D5DB" w:sz="4"/>
-            </w:tcBorders>
-            <w:shd w:fill="FFFFFF" w:color="auto" w:val="clear"/>
-            <w:tcMar>
-              <w:top w:type="dxa" w:w="80"/>
-              <w:left w:type="dxa" w:w="120"/>
-              <w:bottom w:type="dxa" w:w="80"/>
-              <w:right w:type="dxa" w:w="120"/>
-            </w:tcMar>
-            <w:vAlign w:val="top"/>
-          </w:tcPr>
-          <w:p>
-            <w:r>
-              <w:rPr>
-                <w:b/>
-                <w:bCs/>
-                <w:sz w:val="20"/>
-                <w:szCs w:val="20"/>
-              </w:rPr>
-              <w:t xml:space="preserve">Discriminator / critic</w:t>
-            </w:r>
-          </w:p>
-        </w:tc>
-        <w:tc>
-          <w:tcPr>
-            <w:tcW w:type="dxa" w:w="6936"/>
-            <w:tcBorders>
-              <w:top w:val="single" w:color="D1D5DB" w:sz="4"/>
-              <w:left w:val="single" w:color="D1D5DB" w:sz="4"/>
-              <w:bottom w:val="single" w:color="D1D5DB" w:sz="4"/>
-              <w:right w:val="single" w:color="D1D5DB" w:sz="4"/>
-            </w:tcBorders>
-            <w:shd w:fill="FFFFFF" w:color="auto" w:val="clear"/>
-            <w:tcMar>
-              <w:top w:type="dxa" w:w="80"/>
-              <w:left w:type="dxa" w:w="120"/>
-              <w:bottom w:type="dxa" w:w="80"/>
-              <w:right w:type="dxa" w:w="120"/>
-            </w:tcMar>
-            <w:vAlign w:val="top"/>
-          </w:tcPr>
-          <w:p>
-            <w:r>
-              <w:rPr>
-                <w:sz w:val="20"/>
-                <w:szCs w:val="20"/>
-              </w:rPr>
-              <w:t xml:space="preserve">Network judging real vs fake (probability) or scoring realism (WGAN critic)</w:t>
-            </w:r>
-          </w:p>
-        </w:tc>
-      </w:tr>
-      <w:tr>
-        <w:trPr>
-          <w:cantSplit/>
-        </w:trPr>
-        <w:tc>
-          <w:tcPr>
-            <w:tcW w:type="dxa" w:w="2476"/>
-            <w:tcBorders>
-              <w:top w:val="single" w:color="D1D5DB" w:sz="4"/>
-              <w:left w:val="single" w:color="D1D5DB" w:sz="4"/>
-              <w:bottom w:val="single" w:color="D1D5DB" w:sz="4"/>
-              <w:right w:val="single" w:color="D1D5DB" w:sz="4"/>
-            </w:tcBorders>
-            <w:shd w:fill="EEF0FF" w:color="auto" w:val="clear"/>
-            <w:tcMar>
-              <w:top w:type="dxa" w:w="80"/>
-              <w:left w:type="dxa" w:w="120"/>
-              <w:bottom w:type="dxa" w:w="80"/>
-              <w:right w:type="dxa" w:w="120"/>
-            </w:tcMar>
-            <w:vAlign w:val="top"/>
-          </w:tcPr>
-          <w:p>
-            <w:r>
-              <w:rPr>
-                <w:b/>
-                <w:bCs/>
-                <w:sz w:val="20"/>
-                <w:szCs w:val="20"/>
-              </w:rPr>
-              <w:t xml:space="preserve">Minimax objective</w:t>
-            </w:r>
-          </w:p>
-        </w:tc>
-        <w:tc>
-          <w:tcPr>
-            <w:tcW w:type="dxa" w:w="6936"/>
-            <w:tcBorders>
-              <w:top w:val="single" w:color="D1D5DB" w:sz="4"/>
-              <w:left w:val="single" w:color="D1D5DB" w:sz="4"/>
-              <w:bottom w:val="single" w:color="D1D5DB" w:sz="4"/>
-              <w:right w:val="single" w:color="D1D5DB" w:sz="4"/>
-            </w:tcBorders>
-            <w:shd w:fill="EEF0FF" w:color="auto" w:val="clear"/>
-            <w:tcMar>
-              <w:top w:type="dxa" w:w="80"/>
-              <w:left w:type="dxa" w:w="120"/>
-              <w:bottom w:type="dxa" w:w="80"/>
-              <w:right w:type="dxa" w:w="120"/>
-            </w:tcMar>
-            <w:vAlign w:val="top"/>
-          </w:tcPr>
-          <w:p>
-            <w:r>
-              <w:rPr>
-                <w:sz w:val="20"/>
-                <w:szCs w:val="20"/>
-              </w:rPr>
-              <w:t xml:space="preserve">The two-player value function D maximises and G minimises</w:t>
-            </w:r>
-          </w:p>
-        </w:tc>
-      </w:tr>
-      <w:tr>
-        <w:trPr>
-          <w:cantSplit/>
-        </w:trPr>
-        <w:tc>
-          <w:tcPr>
-            <w:tcW w:type="dxa" w:w="2476"/>
-            <w:tcBorders>
-              <w:top w:val="single" w:color="D1D5DB" w:sz="4"/>
-              <w:left w:val="single" w:color="D1D5DB" w:sz="4"/>
-              <w:bottom w:val="single" w:color="D1D5DB" w:sz="4"/>
-              <w:right w:val="single" w:color="D1D5DB" w:sz="4"/>
-            </w:tcBorders>
-            <w:shd w:fill="FFFFFF" w:color="auto" w:val="clear"/>
-            <w:tcMar>
-              <w:top w:type="dxa" w:w="80"/>
-              <w:left w:type="dxa" w:w="120"/>
-              <w:bottom w:type="dxa" w:w="80"/>
-              <w:right w:type="dxa" w:w="120"/>
-            </w:tcMar>
-            <w:vAlign w:val="top"/>
-          </w:tcPr>
-          <w:p>
-            <w:r>
-              <w:rPr>
-                <w:b/>
-                <w:bCs/>
-                <w:sz w:val="20"/>
-                <w:szCs w:val="20"/>
-              </w:rPr>
-              <w:t xml:space="preserve">Non-saturating loss</w:t>
-            </w:r>
-          </w:p>
-        </w:tc>
-        <w:tc>
-          <w:tcPr>
-            <w:tcW w:type="dxa" w:w="6936"/>
-            <w:tcBorders>
-              <w:top w:val="single" w:color="D1D5DB" w:sz="4"/>
-              <w:left w:val="single" w:color="D1D5DB" w:sz="4"/>
-              <w:bottom w:val="single" w:color="D1D5DB" w:sz="4"/>
-              <w:right w:val="single" w:color="D1D5DB" w:sz="4"/>
-            </w:tcBorders>
-            <w:shd w:fill="FFFFFF" w:color="auto" w:val="clear"/>
-            <w:tcMar>
-              <w:top w:type="dxa" w:w="80"/>
-              <w:left w:type="dxa" w:w="120"/>
-              <w:bottom w:type="dxa" w:w="80"/>
-              <w:right w:type="dxa" w:w="120"/>
-            </w:tcMar>
-            <w:vAlign w:val="top"/>
-          </w:tcPr>
-          <w:p>
-            <w:r>
-              <w:rPr>
-                <w:sz w:val="20"/>
-                <w:szCs w:val="20"/>
-              </w:rPr>
-              <w:t xml:space="preserve">Generator minimises −log D(G(z)) instead of log(1 − D(G(z)))</w:t>
-            </w:r>
-          </w:p>
-        </w:tc>
-      </w:tr>
-      <w:tr>
-        <w:trPr>
-          <w:cantSplit/>
-        </w:trPr>
-        <w:tc>
-          <w:tcPr>
-            <w:tcW w:type="dxa" w:w="2476"/>
-            <w:tcBorders>
-              <w:top w:val="single" w:color="D1D5DB" w:sz="4"/>
-              <w:left w:val="single" w:color="D1D5DB" w:sz="4"/>
-              <w:bottom w:val="single" w:color="D1D5DB" w:sz="4"/>
-              <w:right w:val="single" w:color="D1D5DB" w:sz="4"/>
-            </w:tcBorders>
-            <w:shd w:fill="EEF0FF" w:color="auto" w:val="clear"/>
-            <w:tcMar>
-              <w:top w:type="dxa" w:w="80"/>
-              <w:left w:type="dxa" w:w="120"/>
-              <w:bottom w:type="dxa" w:w="80"/>
-              <w:right w:type="dxa" w:w="120"/>
-            </w:tcMar>
-            <w:vAlign w:val="top"/>
-          </w:tcPr>
-          <w:p>
-            <w:r>
-              <w:rPr>
-                <w:b/>
-                <w:bCs/>
-                <w:sz w:val="20"/>
-                <w:szCs w:val="20"/>
-              </w:rPr>
-              <w:t xml:space="preserve">Jensen–Shannon divergence</w:t>
-            </w:r>
-          </w:p>
-        </w:tc>
-        <w:tc>
-          <w:tcPr>
-            <w:tcW w:type="dxa" w:w="6936"/>
-            <w:tcBorders>
-              <w:top w:val="single" w:color="D1D5DB" w:sz="4"/>
-              <w:left w:val="single" w:color="D1D5DB" w:sz="4"/>
-              <w:bottom w:val="single" w:color="D1D5DB" w:sz="4"/>
-              <w:right w:val="single" w:color="D1D5DB" w:sz="4"/>
-            </w:tcBorders>
-            <w:shd w:fill="EEF0FF" w:color="auto" w:val="clear"/>
-            <w:tcMar>
-              <w:top w:type="dxa" w:w="80"/>
-              <w:left w:type="dxa" w:w="120"/>
-              <w:bottom w:type="dxa" w:w="80"/>
-              <w:right w:type="dxa" w:w="120"/>
-            </w:tcMar>
-            <w:vAlign w:val="top"/>
-          </w:tcPr>
-          <w:p>
-            <w:r>
-              <w:rPr>
-                <w:sz w:val="20"/>
-                <w:szCs w:val="20"/>
-              </w:rPr>
-              <w:t xml:space="preserve">Symmetric divergence minimised by the ideal GAN</w:t>
-            </w:r>
-          </w:p>
-        </w:tc>
-      </w:tr>
-      <w:tr>
-        <w:trPr>
-          <w:cantSplit/>
-        </w:trPr>
-        <w:tc>
-          <w:tcPr>
-            <w:tcW w:type="dxa" w:w="2476"/>
-            <w:tcBorders>
-              <w:top w:val="single" w:color="D1D5DB" w:sz="4"/>
-              <w:left w:val="single" w:color="D1D5DB" w:sz="4"/>
-              <w:bottom w:val="single" w:color="D1D5DB" w:sz="4"/>
-              <w:right w:val="single" w:color="D1D5DB" w:sz="4"/>
-            </w:tcBorders>
-            <w:shd w:fill="FFFFFF" w:color="auto" w:val="clear"/>
-            <w:tcMar>
-              <w:top w:type="dxa" w:w="80"/>
-              <w:left w:type="dxa" w:w="120"/>
-              <w:bottom w:type="dxa" w:w="80"/>
-              <w:right w:type="dxa" w:w="120"/>
-            </w:tcMar>
-            <w:vAlign w:val="top"/>
-          </w:tcPr>
-          <w:p>
-            <w:r>
-              <w:rPr>
-                <w:b/>
-                <w:bCs/>
-                <w:sz w:val="20"/>
-                <w:szCs w:val="20"/>
-              </w:rPr>
-              <w:t xml:space="preserve">Mode collapse</w:t>
-            </w:r>
-          </w:p>
-        </w:tc>
-        <w:tc>
-          <w:tcPr>
-            <w:tcW w:type="dxa" w:w="6936"/>
-            <w:tcBorders>
-              <w:top w:val="single" w:color="D1D5DB" w:sz="4"/>
-              <w:left w:val="single" w:color="D1D5DB" w:sz="4"/>
-              <w:bottom w:val="single" w:color="D1D5DB" w:sz="4"/>
-              <w:right w:val="single" w:color="D1D5DB" w:sz="4"/>
-            </w:tcBorders>
-            <w:shd w:fill="FFFFFF" w:color="auto" w:val="clear"/>
-            <w:tcMar>
-              <w:top w:type="dxa" w:w="80"/>
-              <w:left w:type="dxa" w:w="120"/>
-              <w:bottom w:type="dxa" w:w="80"/>
-              <w:right w:type="dxa" w:w="120"/>
-            </w:tcMar>
-            <w:vAlign w:val="top"/>
-          </w:tcPr>
-          <w:p>
-            <w:r>
-              <w:rPr>
-                <w:sz w:val="20"/>
-                <w:szCs w:val="20"/>
-              </w:rPr>
-              <w:t xml:space="preserve">Generator produces only a subset of the data's variety</w:t>
-            </w:r>
-          </w:p>
-        </w:tc>
-      </w:tr>
-      <w:tr>
-        <w:trPr>
-          <w:cantSplit/>
-        </w:trPr>
-        <w:tc>
-          <w:tcPr>
-            <w:tcW w:type="dxa" w:w="2476"/>
-            <w:tcBorders>
-              <w:top w:val="single" w:color="D1D5DB" w:sz="4"/>
-              <w:left w:val="single" w:color="D1D5DB" w:sz="4"/>
-              <w:bottom w:val="single" w:color="D1D5DB" w:sz="4"/>
-              <w:right w:val="single" w:color="D1D5DB" w:sz="4"/>
-            </w:tcBorders>
-            <w:shd w:fill="EEF0FF" w:color="auto" w:val="clear"/>
-            <w:tcMar>
-              <w:top w:type="dxa" w:w="80"/>
-              <w:left w:type="dxa" w:w="120"/>
-              <w:bottom w:type="dxa" w:w="80"/>
-              <w:right w:type="dxa" w:w="120"/>
-            </w:tcMar>
-            <w:vAlign w:val="top"/>
-          </w:tcPr>
-          <w:p>
-            <w:r>
-              <w:rPr>
-                <w:b/>
-                <w:bCs/>
-                <w:sz w:val="20"/>
-                <w:szCs w:val="20"/>
-              </w:rPr>
-              <w:t xml:space="preserve">Wasserstein distance</w:t>
-            </w:r>
-          </w:p>
-        </w:tc>
-        <w:tc>
-          <w:tcPr>
-            <w:tcW w:type="dxa" w:w="6936"/>
-            <w:tcBorders>
-              <w:top w:val="single" w:color="D1D5DB" w:sz="4"/>
-              <w:left w:val="single" w:color="D1D5DB" w:sz="4"/>
-              <w:bottom w:val="single" w:color="D1D5DB" w:sz="4"/>
-              <w:right w:val="single" w:color="D1D5DB" w:sz="4"/>
-            </w:tcBorders>
-            <w:shd w:fill="EEF0FF" w:color="auto" w:val="clear"/>
-            <w:tcMar>
-              <w:top w:type="dxa" w:w="80"/>
-              <w:left w:type="dxa" w:w="120"/>
-              <w:bottom w:type="dxa" w:w="80"/>
-              <w:right w:type="dxa" w:w="120"/>
-            </w:tcMar>
-            <w:vAlign w:val="top"/>
-          </w:tcPr>
-          <w:p>
-            <w:r>
-              <w:rPr>
-                <w:sz w:val="20"/>
-                <w:szCs w:val="20"/>
-              </w:rPr>
-              <w:t xml:space="preserve">Earth-mover distance; basis of WGAN</w:t>
-            </w:r>
-          </w:p>
-        </w:tc>
-      </w:tr>
-      <w:tr>
-        <w:trPr>
-          <w:cantSplit/>
-        </w:trPr>
-        <w:tc>
-          <w:tcPr>
-            <w:tcW w:type="dxa" w:w="2476"/>
-            <w:tcBorders>
-              <w:top w:val="single" w:color="D1D5DB" w:sz="4"/>
-              <w:left w:val="single" w:color="D1D5DB" w:sz="4"/>
-              <w:bottom w:val="single" w:color="D1D5DB" w:sz="4"/>
-              <w:right w:val="single" w:color="D1D5DB" w:sz="4"/>
-            </w:tcBorders>
-            <w:shd w:fill="FFFFFF" w:color="auto" w:val="clear"/>
-            <w:tcMar>
-              <w:top w:type="dxa" w:w="80"/>
-              <w:left w:type="dxa" w:w="120"/>
-              <w:bottom w:type="dxa" w:w="80"/>
-              <w:right w:type="dxa" w:w="120"/>
-            </w:tcMar>
-            <w:vAlign w:val="top"/>
-          </w:tcPr>
-          <w:p>
-            <w:r>
-              <w:rPr>
-                <w:b/>
-                <w:bCs/>
-                <w:sz w:val="20"/>
-                <w:szCs w:val="20"/>
-              </w:rPr>
-              <w:t xml:space="preserve">Gradient penalty</w:t>
-            </w:r>
-          </w:p>
-        </w:tc>
-        <w:tc>
-          <w:tcPr>
-            <w:tcW w:type="dxa" w:w="6936"/>
-            <w:tcBorders>
-              <w:top w:val="single" w:color="D1D5DB" w:sz="4"/>
-              <w:left w:val="single" w:color="D1D5DB" w:sz="4"/>
-              <w:bottom w:val="single" w:color="D1D5DB" w:sz="4"/>
-              <w:right w:val="single" w:color="D1D5DB" w:sz="4"/>
-            </w:tcBorders>
-            <w:shd w:fill="FFFFFF" w:color="auto" w:val="clear"/>
-            <w:tcMar>
-              <w:top w:type="dxa" w:w="80"/>
-              <w:left w:type="dxa" w:w="120"/>
-              <w:bottom w:type="dxa" w:w="80"/>
-              <w:right w:type="dxa" w:w="120"/>
-            </w:tcMar>
-            <w:vAlign w:val="top"/>
-          </w:tcPr>
-          <w:p>
-            <w:r>
-              <w:rPr>
-                <w:sz w:val="20"/>
-                <w:szCs w:val="20"/>
-              </w:rPr>
-              <w:t xml:space="preserve">Term encouraging input-gradient norms near 1 on sampled real/fake interpolates</w:t>
-            </w:r>
-          </w:p>
-        </w:tc>
-      </w:tr>
-      <w:tr>
-        <w:trPr>
-          <w:cantSplit/>
-        </w:trPr>
-        <w:tc>
-          <w:tcPr>
-            <w:tcW w:type="dxa" w:w="2476"/>
-            <w:tcBorders>
-              <w:top w:val="single" w:color="D1D5DB" w:sz="4"/>
-              <w:left w:val="single" w:color="D1D5DB" w:sz="4"/>
-              <w:bottom w:val="single" w:color="D1D5DB" w:sz="4"/>
-              <w:right w:val="single" w:color="D1D5DB" w:sz="4"/>
-            </w:tcBorders>
-            <w:shd w:fill="EEF0FF" w:color="auto" w:val="clear"/>
-            <w:tcMar>
-              <w:top w:type="dxa" w:w="80"/>
-              <w:left w:type="dxa" w:w="120"/>
-              <w:bottom w:type="dxa" w:w="80"/>
-              <w:right w:type="dxa" w:w="120"/>
-            </w:tcMar>
-            <w:vAlign w:val="top"/>
-          </w:tcPr>
-          <w:p>
-            <w:r>
-              <w:rPr>
-                <w:b/>
-                <w:bCs/>
-                <w:sz w:val="20"/>
-                <w:szCs w:val="20"/>
-              </w:rPr>
-              <w:t xml:space="preserve">Spectral normalisation</w:t>
-            </w:r>
-          </w:p>
-        </w:tc>
-        <w:tc>
-          <w:tcPr>
-            <w:tcW w:type="dxa" w:w="6936"/>
-            <w:tcBorders>
-              <w:top w:val="single" w:color="D1D5DB" w:sz="4"/>
-              <w:left w:val="single" w:color="D1D5DB" w:sz="4"/>
-              <w:bottom w:val="single" w:color="D1D5DB" w:sz="4"/>
-              <w:right w:val="single" w:color="D1D5DB" w:sz="4"/>
-            </w:tcBorders>
-            <w:shd w:fill="EEF0FF" w:color="auto" w:val="clear"/>
-            <w:tcMar>
-              <w:top w:type="dxa" w:w="80"/>
-              <w:left w:type="dxa" w:w="120"/>
-              <w:bottom w:type="dxa" w:w="80"/>
-              <w:right w:type="dxa" w:w="120"/>
-            </w:tcMar>
-            <w:vAlign w:val="top"/>
-          </w:tcPr>
-          <w:p>
-            <w:r>
-              <w:rPr>
-                <w:sz w:val="20"/>
-                <w:szCs w:val="20"/>
-              </w:rPr>
-              <w:t xml:space="preserve">Normalise layer weight scale; network smoothness depends on the full design</w:t>
-            </w:r>
-          </w:p>
-        </w:tc>
-      </w:tr>
-      <w:tr>
-        <w:trPr>
-          <w:cantSplit/>
-        </w:trPr>
-        <w:tc>
-          <w:tcPr>
-            <w:tcW w:type="dxa" w:w="2476"/>
-            <w:tcBorders>
-              <w:top w:val="single" w:color="D1D5DB" w:sz="4"/>
-              <w:left w:val="single" w:color="D1D5DB" w:sz="4"/>
-              <w:bottom w:val="single" w:color="D1D5DB" w:sz="4"/>
-              <w:right w:val="single" w:color="D1D5DB" w:sz="4"/>
-            </w:tcBorders>
-            <w:shd w:fill="FFFFFF" w:color="auto" w:val="clear"/>
-            <w:tcMar>
-              <w:top w:type="dxa" w:w="80"/>
-              <w:left w:type="dxa" w:w="120"/>
-              <w:bottom w:type="dxa" w:w="80"/>
-              <w:right w:type="dxa" w:w="120"/>
-            </w:tcMar>
-            <w:vAlign w:val="top"/>
-          </w:tcPr>
-          <w:p>
-            <w:r>
-              <w:rPr>
-                <w:b/>
-                <w:bCs/>
-                <w:sz w:val="20"/>
-                <w:szCs w:val="20"/>
-              </w:rPr>
-              <w:t xml:space="preserve">DCGAN</w:t>
-            </w:r>
-          </w:p>
-        </w:tc>
-        <w:tc>
-          <w:tcPr>
-            <w:tcW w:type="dxa" w:w="6936"/>
-            <w:tcBorders>
-              <w:top w:val="single" w:color="D1D5DB" w:sz="4"/>
-              <w:left w:val="single" w:color="D1D5DB" w:sz="4"/>
-              <w:bottom w:val="single" w:color="D1D5DB" w:sz="4"/>
-              <w:right w:val="single" w:color="D1D5DB" w:sz="4"/>
-            </w:tcBorders>
-            <w:shd w:fill="FFFFFF" w:color="auto" w:val="clear"/>
-            <w:tcMar>
-              <w:top w:type="dxa" w:w="80"/>
-              <w:left w:type="dxa" w:w="120"/>
-              <w:bottom w:type="dxa" w:w="80"/>
-              <w:right w:type="dxa" w:w="120"/>
-            </w:tcMar>
-            <w:vAlign w:val="top"/>
-          </w:tcPr>
-          <w:p>
-            <w:r>
-              <w:rPr>
-                <w:sz w:val="20"/>
-                <w:szCs w:val="20"/>
-              </w:rPr>
-              <w:t xml:space="preserve">Convolutional GAN architecture guidelines (2015)</w:t>
-            </w:r>
-          </w:p>
-        </w:tc>
-      </w:tr>
-      <w:tr>
-        <w:trPr>
-          <w:cantSplit/>
-        </w:trPr>
-        <w:tc>
-          <w:tcPr>
-            <w:tcW w:type="dxa" w:w="2476"/>
-            <w:tcBorders>
-              <w:top w:val="single" w:color="D1D5DB" w:sz="4"/>
-              <w:left w:val="single" w:color="D1D5DB" w:sz="4"/>
-              <w:bottom w:val="single" w:color="D1D5DB" w:sz="4"/>
-              <w:right w:val="single" w:color="D1D5DB" w:sz="4"/>
-            </w:tcBorders>
-            <w:shd w:fill="EEF0FF" w:color="auto" w:val="clear"/>
-            <w:tcMar>
-              <w:top w:type="dxa" w:w="80"/>
-              <w:left w:type="dxa" w:w="120"/>
-              <w:bottom w:type="dxa" w:w="80"/>
-              <w:right w:type="dxa" w:w="120"/>
-            </w:tcMar>
-            <w:vAlign w:val="top"/>
-          </w:tcPr>
-          <w:p>
-            <w:r>
-              <w:rPr>
-                <w:b/>
-                <w:bCs/>
-                <w:sz w:val="20"/>
-                <w:szCs w:val="20"/>
-              </w:rPr>
-              <w:t xml:space="preserve">Conditional GAN</w:t>
-            </w:r>
-          </w:p>
-        </w:tc>
-        <w:tc>
-          <w:tcPr>
-            <w:tcW w:type="dxa" w:w="6936"/>
-            <w:tcBorders>
-              <w:top w:val="single" w:color="D1D5DB" w:sz="4"/>
-              <w:left w:val="single" w:color="D1D5DB" w:sz="4"/>
-              <w:bottom w:val="single" w:color="D1D5DB" w:sz="4"/>
-              <w:right w:val="single" w:color="D1D5DB" w:sz="4"/>
-            </w:tcBorders>
-            <w:shd w:fill="EEF0FF" w:color="auto" w:val="clear"/>
-            <w:tcMar>
-              <w:top w:type="dxa" w:w="80"/>
-              <w:left w:type="dxa" w:w="120"/>
-              <w:bottom w:type="dxa" w:w="80"/>
-              <w:right w:type="dxa" w:w="120"/>
-            </w:tcMar>
-            <w:vAlign w:val="top"/>
-          </w:tcPr>
-          <w:p>
-            <w:r>
-              <w:rPr>
-                <w:sz w:val="20"/>
-                <w:szCs w:val="20"/>
-              </w:rPr>
-              <w:t xml:space="preserve">GAN whose networks receive a condition y</w:t>
-            </w:r>
-          </w:p>
-        </w:tc>
-      </w:tr>
-      <w:tr>
-        <w:trPr>
-          <w:cantSplit/>
-        </w:trPr>
-        <w:tc>
-          <w:tcPr>
-            <w:tcW w:type="dxa" w:w="2476"/>
-            <w:tcBorders>
-              <w:top w:val="single" w:color="D1D5DB" w:sz="4"/>
-              <w:left w:val="single" w:color="D1D5DB" w:sz="4"/>
-              <w:bottom w:val="single" w:color="D1D5DB" w:sz="4"/>
-              <w:right w:val="single" w:color="D1D5DB" w:sz="4"/>
-            </w:tcBorders>
-            <w:shd w:fill="FFFFFF" w:color="auto" w:val="clear"/>
-            <w:tcMar>
-              <w:top w:type="dxa" w:w="80"/>
-              <w:left w:type="dxa" w:w="120"/>
-              <w:bottom w:type="dxa" w:w="80"/>
-              <w:right w:type="dxa" w:w="120"/>
-            </w:tcMar>
-            <w:vAlign w:val="top"/>
-          </w:tcPr>
-          <w:p>
-            <w:r>
-              <w:rPr>
-                <w:b/>
-                <w:bCs/>
-                <w:sz w:val="20"/>
-                <w:szCs w:val="20"/>
-              </w:rPr>
-              <w:t xml:space="preserve">CycleGAN</w:t>
-            </w:r>
-          </w:p>
-        </w:tc>
-        <w:tc>
-          <w:tcPr>
-            <w:tcW w:type="dxa" w:w="6936"/>
-            <w:tcBorders>
-              <w:top w:val="single" w:color="D1D5DB" w:sz="4"/>
-              <w:left w:val="single" w:color="D1D5DB" w:sz="4"/>
-              <w:bottom w:val="single" w:color="D1D5DB" w:sz="4"/>
-              <w:right w:val="single" w:color="D1D5DB" w:sz="4"/>
-            </w:tcBorders>
-            <w:shd w:fill="FFFFFF" w:color="auto" w:val="clear"/>
-            <w:tcMar>
-              <w:top w:type="dxa" w:w="80"/>
-              <w:left w:type="dxa" w:w="120"/>
-              <w:bottom w:type="dxa" w:w="80"/>
-              <w:right w:type="dxa" w:w="120"/>
-            </w:tcMar>
-            <w:vAlign w:val="top"/>
-          </w:tcPr>
-          <w:p>
-            <w:r>
-              <w:rPr>
-                <w:sz w:val="20"/>
-                <w:szCs w:val="20"/>
-              </w:rPr>
-              <w:t xml:space="preserve">Unpaired image translation with cycle consistency</w:t>
-            </w:r>
-          </w:p>
-        </w:tc>
-      </w:tr>
-      <w:tr>
-        <w:trPr>
-          <w:cantSplit/>
-        </w:trPr>
-        <w:tc>
-          <w:tcPr>
-            <w:tcW w:type="dxa" w:w="2476"/>
-            <w:tcBorders>
-              <w:top w:val="single" w:color="D1D5DB" w:sz="4"/>
-              <w:left w:val="single" w:color="D1D5DB" w:sz="4"/>
-              <w:bottom w:val="single" w:color="D1D5DB" w:sz="4"/>
-              <w:right w:val="single" w:color="D1D5DB" w:sz="4"/>
-            </w:tcBorders>
-            <w:shd w:fill="EEF0FF" w:color="auto" w:val="clear"/>
-            <w:tcMar>
-              <w:top w:type="dxa" w:w="80"/>
-              <w:left w:type="dxa" w:w="120"/>
-              <w:bottom w:type="dxa" w:w="80"/>
-              <w:right w:type="dxa" w:w="120"/>
-            </w:tcMar>
-            <w:vAlign w:val="top"/>
-          </w:tcPr>
-          <w:p>
-            <w:r>
-              <w:rPr>
-                <w:b/>
-                <w:bCs/>
-                <w:sz w:val="20"/>
-                <w:szCs w:val="20"/>
-              </w:rPr>
-              <w:t xml:space="preserve">StyleGAN</w:t>
-            </w:r>
-          </w:p>
-        </w:tc>
-        <w:tc>
-          <w:tcPr>
-            <w:tcW w:type="dxa" w:w="6936"/>
-            <w:tcBorders>
-              <w:top w:val="single" w:color="D1D5DB" w:sz="4"/>
-              <w:left w:val="single" w:color="D1D5DB" w:sz="4"/>
-              <w:bottom w:val="single" w:color="D1D5DB" w:sz="4"/>
-              <w:right w:val="single" w:color="D1D5DB" w:sz="4"/>
-            </w:tcBorders>
-            <w:shd w:fill="EEF0FF" w:color="auto" w:val="clear"/>
-            <w:tcMar>
-              <w:top w:type="dxa" w:w="80"/>
-              <w:left w:type="dxa" w:w="120"/>
-              <w:bottom w:type="dxa" w:w="80"/>
-              <w:right w:type="dxa" w:w="120"/>
-            </w:tcMar>
-            <w:vAlign w:val="top"/>
-          </w:tcPr>
-          <w:p>
-            <w:r>
-              <w:rPr>
-                <w:sz w:val="20"/>
-                <w:szCs w:val="20"/>
-              </w:rPr>
-              <w:t xml:space="preserve">Style-based generator with a mapping network</w:t>
-            </w:r>
-          </w:p>
-        </w:tc>
-      </w:tr>
-      <w:tr>
-        <w:trPr>
-          <w:cantSplit/>
-        </w:trPr>
-        <w:tc>
-          <w:tcPr>
-            <w:tcW w:type="dxa" w:w="2476"/>
-            <w:tcBorders>
-              <w:top w:val="single" w:color="D1D5DB" w:sz="4"/>
-              <w:left w:val="single" w:color="D1D5DB" w:sz="4"/>
-              <w:bottom w:val="single" w:color="D1D5DB" w:sz="4"/>
-              <w:right w:val="single" w:color="D1D5DB" w:sz="4"/>
-            </w:tcBorders>
-            <w:shd w:fill="FFFFFF" w:color="auto" w:val="clear"/>
-            <w:tcMar>
-              <w:top w:type="dxa" w:w="80"/>
-              <w:left w:type="dxa" w:w="120"/>
-              <w:bottom w:type="dxa" w:w="80"/>
-              <w:right w:type="dxa" w:w="120"/>
-            </w:tcMar>
-            <w:vAlign w:val="top"/>
-          </w:tcPr>
-          <w:p>
-            <w:r>
-              <w:rPr>
-                <w:b/>
-                <w:bCs/>
-                <w:sz w:val="20"/>
-                <w:szCs w:val="20"/>
-              </w:rPr>
-              <w:t xml:space="preserve">FID</w:t>
-            </w:r>
-          </w:p>
-        </w:tc>
-        <w:tc>
-          <w:tcPr>
-            <w:tcW w:type="dxa" w:w="6936"/>
-            <w:tcBorders>
-              <w:top w:val="single" w:color="D1D5DB" w:sz="4"/>
-              <w:left w:val="single" w:color="D1D5DB" w:sz="4"/>
-              <w:bottom w:val="single" w:color="D1D5DB" w:sz="4"/>
-              <w:right w:val="single" w:color="D1D5DB" w:sz="4"/>
-            </w:tcBorders>
-            <w:shd w:fill="FFFFFF" w:color="auto" w:val="clear"/>
-            <w:tcMar>
-              <w:top w:type="dxa" w:w="80"/>
-              <w:left w:type="dxa" w:w="120"/>
-              <w:bottom w:type="dxa" w:w="80"/>
-              <w:right w:type="dxa" w:w="120"/>
-            </w:tcMar>
-            <w:vAlign w:val="top"/>
-          </w:tcPr>
-          <w:p>
-            <w:r>
-              <w:rPr>
-                <w:sz w:val="20"/>
-                <w:szCs w:val="20"/>
-              </w:rPr>
-              <w:t xml:space="preserve">Fréchet Inception Distance; lower is better</w:t>
-            </w:r>
-          </w:p>
-        </w:tc>
-      </w:tr>
-      <w:tr>
-        <w:trPr>
-          <w:cantSplit/>
-        </w:trPr>
-        <w:tc>
-          <w:tcPr>
-            <w:tcW w:type="dxa" w:w="2476"/>
-            <w:tcBorders>
-              <w:top w:val="single" w:color="D1D5DB" w:sz="4"/>
-              <w:left w:val="single" w:color="D1D5DB" w:sz="4"/>
-              <w:bottom w:val="single" w:color="D1D5DB" w:sz="4"/>
-              <w:right w:val="single" w:color="D1D5DB" w:sz="4"/>
-            </w:tcBorders>
-            <w:shd w:fill="EEF0FF" w:color="auto" w:val="clear"/>
-            <w:tcMar>
-              <w:top w:type="dxa" w:w="80"/>
-              <w:left w:type="dxa" w:w="120"/>
-              <w:bottom w:type="dxa" w:w="80"/>
-              <w:right w:type="dxa" w:w="120"/>
-            </w:tcMar>
-            <w:vAlign w:val="top"/>
-          </w:tcPr>
-          <w:p>
-            <w:r>
-              <w:rPr>
-                <w:b/>
-                <w:bCs/>
-                <w:sz w:val="20"/>
-                <w:szCs w:val="20"/>
-              </w:rPr>
-              <w:t xml:space="preserve">Truncation trick</w:t>
-            </w:r>
-          </w:p>
-        </w:tc>
-        <w:tc>
-          <w:tcPr>
-            <w:tcW w:type="dxa" w:w="6936"/>
-            <w:tcBorders>
-              <w:top w:val="single" w:color="D1D5DB" w:sz="4"/>
-              <w:left w:val="single" w:color="D1D5DB" w:sz="4"/>
-              <w:bottom w:val="single" w:color="D1D5DB" w:sz="4"/>
-              <w:right w:val="single" w:color="D1D5DB" w:sz="4"/>
-            </w:tcBorders>
-            <w:shd w:fill="EEF0FF" w:color="auto" w:val="clear"/>
-            <w:tcMar>
-              <w:top w:type="dxa" w:w="80"/>
-              <w:left w:type="dxa" w:w="120"/>
-              <w:bottom w:type="dxa" w:w="80"/>
-              <w:right w:type="dxa" w:w="120"/>
-            </w:tcMar>
-            <w:vAlign w:val="top"/>
-          </w:tcPr>
-          <w:p>
-            <w:r>
-              <w:rPr>
-                <w:sz w:val="20"/>
-                <w:szCs w:val="20"/>
-              </w:rPr>
-              <w:t xml:space="preserve">Sampling z from a truncated distribution to trade diversity for quality</w:t>
-            </w:r>
-          </w:p>
-        </w:tc>
-      </w:tr>
-    </w:tbl>
-    <w:p>
-      <w:pPr>
-        <w:spacing w:after="120"/>
-      </w:pPr>
+    <w:p>
+      <w:pPr>
+        <w:keepNext w:val="false"/>
+        <w:keepLines/>
+        <w:spacing w:after="140" w:line="288"/>
+      </w:pPr>
+      <w:r>
+        <w:t xml:space="preserve">This week's key terms are listed in the Quick glossary at the end of the beginner walkthrough above. The complete module glossary for all twelve weeks is in Course_Glossary.docx in the 00_Course folder.</w:t>
+      </w:r>
     </w:p>
     <w:p>
       <w:pPr>
@@ -13064,7 +12513,7 @@
       <w:r>
         <w:t xml:space="preserve">Goodfellow et al. (2014) </w:t>
       </w:r>
-      <w:hyperlink w:history="1" r:id="rIdj2zurv8pkxse3kb0eivir">
+      <w:hyperlink w:history="1" r:id="rIdb6blbviamtpdog1shxmv0">
         <w:r>
           <w:rPr>
             <w:color w:val="4F46E5"/>
@@ -13087,7 +12536,7 @@
       <w:r>
         <w:t xml:space="preserve">Radford et al. (2015) </w:t>
       </w:r>
-      <w:hyperlink w:history="1" r:id="rIdplkbwz7qp7x2_pvczl1kz">
+      <w:hyperlink w:history="1" r:id="rIdlyna3aj8hvpzchl34idd5">
         <w:r>
           <w:rPr>
             <w:color w:val="4F46E5"/>
@@ -13110,7 +12559,7 @@
       <w:r>
         <w:t xml:space="preserve">Arjovsky et al. (2017) </w:t>
       </w:r>
-      <w:hyperlink w:history="1" r:id="rId1espqzjrsta6du2v6gxhm">
+      <w:hyperlink w:history="1" r:id="rIdhqn28v3xjx-jtx2mi9jbu">
         <w:r>
           <w:rPr>
             <w:color w:val="4F46E5"/>
@@ -13133,7 +12582,7 @@
       <w:r>
         <w:t xml:space="preserve">Karras et al. (2019) </w:t>
       </w:r>
-      <w:hyperlink w:history="1" r:id="rIdmdjr8trmenpbitrwrmdxb">
+      <w:hyperlink w:history="1" r:id="rIdxvyohds43uqrb07cl8q8b">
         <w:r>
           <w:rPr>
             <w:color w:val="4F46E5"/>
@@ -13156,7 +12605,7 @@
       <w:r>
         <w:t xml:space="preserve">Heusel et al. (2017) </w:t>
       </w:r>
-      <w:hyperlink w:history="1" r:id="rId7ggrizieonlys46rzgpo8">
+      <w:hyperlink w:history="1" r:id="rIddaj4qhtyd_8if0ebkqhic">
         <w:r>
           <w:rPr>
             <w:color w:val="4F46E5"/>
@@ -13190,7 +12639,7 @@
         </w:numPr>
         <w:spacing w:after="80" w:line="276"/>
       </w:pPr>
-      <w:hyperlink w:history="1" r:id="rId22sec_xzizvpzsse2gv2v">
+      <w:hyperlink w:history="1" r:id="rId5cwzjdd-n4pbwtz890t32">
         <w:r>
           <w:rPr>
             <w:color w:val="4F46E5"/>
@@ -13213,7 +12662,7 @@
         </w:numPr>
         <w:spacing w:after="80" w:line="276"/>
       </w:pPr>
-      <w:hyperlink w:history="1" r:id="rIdxcddfj40ys5i5z0hsiijq">
+      <w:hyperlink w:history="1" r:id="rId_vfq_qyhfk9qlmuubabfg">
         <w:r>
           <w:rPr>
             <w:color w:val="4F46E5"/>
@@ -15345,7 +14794,7 @@
                 <w:sz w:val="20"/>
                 <w:szCs w:val="20"/>
               </w:rPr>
-              <w:t xml:space="preserve">Precision &amp; recall</w:t>
+              <w:t xml:space="preserve">Precision and recall</w:t>
             </w:r>
           </w:p>
         </w:tc>
@@ -15600,7 +15049,7 @@
         <w:keepNext/>
       </w:pPr>
       <w:r>
-        <w:t xml:space="preserve">Slide 40: Where GANs are used in 2026</w:t>
+        <w:t xml:space="preserve">Slide 40: Published adversarial applications</w:t>
       </w:r>
     </w:p>
     <w:p>
@@ -15634,7 +15083,7 @@
         <w:t xml:space="preserve">Fast diffusion.</w:t>
       </w:r>
       <w:r>
-        <w:t xml:space="preserve"> Adversarial diffusion distillation turns 50-step diffusion into 1–4-step generators (e.g. SDXL-Turbo).</w:t>
+        <w:t xml:space="preserve"> Adversarial diffusion distillation can produce one-to-four-step generators, as documented in the SDXL-Turbo model card.</w:t>
       </w:r>
     </w:p>
     <w:p>
@@ -16575,7 +16024,7 @@
         <w:spacing w:after="140" w:line="288"/>
       </w:pPr>
       <w:r>
-        <w:t xml:space="preserve">Google Colab or a local CPU (about 2 minutes per DCGAN epoch on the laptop CPU used to check this pack)</w:t>
+        <w:t xml:space="preserve">Free Colab or local CPU by default; the core took 4.7 minutes on the course laptop.</w:t>
       </w:r>
     </w:p>
     <w:p>
@@ -16799,7 +16248,47 @@
         <w:keepNext/>
       </w:pPr>
       <w:r>
-        <w:t xml:space="preserve">Class recap</w:t>
+        <w:t xml:space="preserve">Worked examples to teach at the board</w:t>
+      </w:r>
+    </w:p>
+    <w:p>
+      <w:pPr>
+        <w:pStyle w:val="Heading2"/>
+        <w:keepNext/>
+      </w:pPr>
+      <w:r>
+        <w:t xml:space="preserve">A batch through the generator</w:t>
+      </w:r>
+    </w:p>
+    <w:p>
+      <w:pPr>
+        <w:keepNext w:val="false"/>
+        <w:keepLines/>
+        <w:spacing w:after="140" w:line="288"/>
+      </w:pPr>
+      <w:r>
+        <w:t xml:space="preserve">Let B = 4 denote four examples. Each code has 64 numbers, so the input has shape [4,64]. </w:t>
+      </w:r>
+      <w:r>
+        <w:rPr>
+          <w:rFonts w:ascii="Consolas" w:cs="Consolas" w:eastAsia="Consolas" w:hAnsi="Consolas"/>
+          <w:color w:val="4F46E5"/>
+          <w:sz w:val="20"/>
+          <w:szCs w:val="20"/>
+        </w:rPr>
+        <w:t xml:space="preserve">Generator.forward</w:t>
+      </w:r>
+      <w:r>
+        <w:t xml:space="preserve"> reshapes it to [4,64,1,1]. A transposed convolution expands this to [4,128,7,7]; batch normalisation and ReLU follow. The second expansion yields [4,64,14,14]. The final expansion and tanh yield [4,1,28,28]. One is the grayscale channel count, not a batch size. D reduces each image to one source logit, shape [4]. This is a real architecture trace, not a measured runtime.</w:t>
+      </w:r>
+    </w:p>
+    <w:p>
+      <w:pPr>
+        <w:pStyle w:val="Heading2"/>
+        <w:keepNext/>
+      </w:pPr>
+      <w:r>
+        <w:t xml:space="preserve">Follow one fake through both losses</w:t>
       </w:r>
     </w:p>
     <w:p>
@@ -16813,7 +16302,19 @@
         <w:spacing w:after="80" w:line="276"/>
       </w:pPr>
       <w:r>
-        <w:t xml:space="preserve">G creates; D checks.</w:t>
+        <w:t xml:space="preserve">G creates </w:t>
+      </w:r>
+      <w:r>
+        <w:rPr>
+          <w:rFonts w:ascii="Consolas" w:cs="Consolas" w:eastAsia="Consolas" w:hAnsi="Consolas"/>
+          <w:color w:val="4F46E5"/>
+          <w:sz w:val="20"/>
+          <w:szCs w:val="20"/>
+        </w:rPr>
+        <w:t xml:space="preserve">fake</w:t>
+      </w:r>
+      <w:r>
+        <w:t xml:space="preserve">, retaining the route back to its weights.</w:t>
       </w:r>
     </w:p>
     <w:p>
@@ -16827,7 +16328,19 @@
         <w:spacing w:after="80" w:line="276"/>
       </w:pPr>
       <w:r>
-        <w:t xml:space="preserve">Alternate two weight updates.</w:t>
+        <w:t xml:space="preserve">D reads real images with target one and </w:t>
+      </w:r>
+      <w:r>
+        <w:rPr>
+          <w:rFonts w:ascii="Consolas" w:cs="Consolas" w:eastAsia="Consolas" w:hAnsi="Consolas"/>
+          <w:color w:val="4F46E5"/>
+          <w:sz w:val="20"/>
+          <w:szCs w:val="20"/>
+        </w:rPr>
+        <w:t xml:space="preserve">fake.detach()</w:t>
+      </w:r>
+      <w:r>
+        <w:t xml:space="preserve"> with target zero. Detach keeps pixels and cuts the G route for this operation.</w:t>
       </w:r>
     </w:p>
     <w:p>
@@ -16841,7 +16354,16 @@
         <w:spacing w:after="80" w:line="276"/>
       </w:pPr>
       <w:r>
-        <w:t xml:space="preserve">Non-saturating loss improves early feedback.</w:t>
+        <w:rPr>
+          <w:rFonts w:ascii="Consolas" w:cs="Consolas" w:eastAsia="Consolas" w:hAnsi="Consolas"/>
+          <w:color w:val="4F46E5"/>
+          <w:sz w:val="20"/>
+          <w:szCs w:val="20"/>
+        </w:rPr>
+        <w:t xml:space="preserve">opt_D.step()</w:t>
+      </w:r>
+      <w:r>
+        <w:t xml:space="preserve"> changes D’s registered weights.</w:t>
       </w:r>
     </w:p>
     <w:p>
@@ -16855,7 +16377,7 @@
         <w:spacing w:after="80" w:line="276"/>
       </w:pPr>
       <w:r>
-        <w:t xml:space="preserve">Collapse loses data variety.</w:t>
+        <w:t xml:space="preserve">Call D again on the original connected fake. Use target one for G’s non-saturating loss.</w:t>
       </w:r>
     </w:p>
     <w:p>
@@ -16869,7 +16391,580 @@
         <w:spacing w:after="80" w:line="276"/>
       </w:pPr>
       <w:r>
-        <w:t xml:space="preserve">Metrics need features and sample counts.</w:t>
+        <w:rPr>
+          <w:rFonts w:ascii="Consolas" w:cs="Consolas" w:eastAsia="Consolas" w:hAnsi="Consolas"/>
+          <w:color w:val="4F46E5"/>
+          <w:sz w:val="20"/>
+          <w:szCs w:val="20"/>
+        </w:rPr>
+        <w:t xml:space="preserve">opt_G.step()</w:t>
+      </w:r>
+      <w:r>
+        <w:t xml:space="preserve"> changes G’s registered weights. Computing gradients through D does not automatically step D.</w:t>
+      </w:r>
+    </w:p>
+    <w:p>
+      <w:pPr>
+        <w:keepNext w:val="false"/>
+        <w:keepLines/>
+        <w:spacing w:after="140" w:line="288"/>
+      </w:pPr>
+      <w:r>
+        <w:t xml:space="preserve">Predict before running: if fake is detached in step four, which network cannot receive its intended feedback? </w:t>
+      </w:r>
+      <w:r>
+        <w:rPr>
+          <w:b/>
+          <w:bCs/>
+        </w:rPr>
+        <w:t xml:space="preserve">Answer:</w:t>
+      </w:r>
+      <w:r>
+        <w:t xml:space="preserve"> G, because its loss has no route to G’s weights.</w:t>
+      </w:r>
+    </w:p>
+    <w:p>
+      <w:pPr>
+        <w:pStyle w:val="Heading2"/>
+        <w:keepNext/>
+      </w:pPr>
+      <w:r>
+        <w:t xml:space="preserve">Why the early logit derivative matters</w:t>
+      </w:r>
+    </w:p>
+    <w:p>
+      <w:pPr>
+        <w:keepNext w:val="false"/>
+        <w:keepLines/>
+        <w:spacing w:after="140" w:line="288"/>
+      </w:pPr>
+      <w:r>
+        <w:t xml:space="preserve">Let s be a discriminator logit and p = sigmoid(s). The minimax generator term is log(1−p), whose derivative with respect to s is −p. The non-saturating term is −log(p), with derivative p−1. At p = 0.01, these derivatives are −0.01 and −0.99. At p = 0.8, they are −0.8 and −0.2. This explains the stronger early feedback on this local logit route. The complete generator gradient also depends on D and G derivatives; the example does not guarantee useful feedback to every weight.</w:t>
+      </w:r>
+    </w:p>
+    <w:p>
+      <w:pPr>
+        <w:pStyle w:val="Heading2"/>
+        <w:keepNext/>
+      </w:pPr>
+      <w:r>
+        <w:t xml:space="preserve">A one-dimensional feature-distance calculation</w:t>
+      </w:r>
+    </w:p>
+    <w:p>
+      <w:pPr>
+        <w:keepNext w:val="false"/>
+        <w:keepLines/>
+        <w:spacing w:after="140" w:line="288"/>
+      </w:pPr>
+      <w:r>
+        <w:t xml:space="preserve">Take real features with mean 2 and variance 4, and generated features with mean 3 and variance 9. The mean term is (2−3)² = 1. The covariance term is 4+9−2√(4×9) = 1. Total distance is 2. This is an illustrative one-dimensional calculation of the formula. In the notebook, each DigitCNN feature vector has 128 components, and means and covariances are estimated from finite samples. The custom score is not standard Inception FID.</w:t>
+      </w:r>
+    </w:p>
+    <w:p>
+      <w:pPr>
+        <w:pStyle w:val="Heading2"/>
+        <w:keepNext/>
+      </w:pPr>
+      <w:r>
+        <w:t xml:space="preserve">A gradient penalty with a known answer</w:t>
+      </w:r>
+    </w:p>
+    <w:p>
+      <w:pPr>
+        <w:keepNext w:val="false"/>
+        <w:keepLines/>
+        <w:spacing w:after="140" w:line="288"/>
+      </w:pPr>
+      <w:r>
+        <w:t xml:space="preserve">For a two-coordinate point x, use the simple critic D(x)=x₀. Its input gradient is [1,0], with length one, so (length−1)² is zero. For D(x)=2x₀, the gradient is [2,0], giving penalty one. The notebook’s check uses these known slopes before training. It tests an input derivative, rather than changing critic weights or measuring mode coverage.</w:t>
+      </w:r>
+    </w:p>
+    <w:p>
+      <w:pPr>
+        <w:pStyle w:val="Heading1"/>
+        <w:keepNext/>
+      </w:pPr>
+      <w:r>
+        <w:t xml:space="preserve">Frequently confused ideas</w:t>
+      </w:r>
+    </w:p>
+    <w:tbl>
+      <w:tblPr>
+        <w:tblW w:type="dxa" w:w="9412"/>
+        <w:tblBorders>
+          <w:top w:val="single" w:color="auto" w:sz="4"/>
+          <w:left w:val="single" w:color="auto" w:sz="4"/>
+          <w:bottom w:val="single" w:color="auto" w:sz="4"/>
+          <w:right w:val="single" w:color="auto" w:sz="4"/>
+          <w:insideH w:val="single" w:color="auto" w:sz="4"/>
+          <w:insideV w:val="single" w:color="auto" w:sz="4"/>
+        </w:tblBorders>
+        <w:tblLayout w:type="fixed"/>
+      </w:tblPr>
+      <w:tblGrid>
+        <w:gridCol w:w="3780"/>
+        <w:gridCol w:w="5632"/>
+      </w:tblGrid>
+      <w:tr>
+        <w:trPr>
+          <w:cantSplit/>
+          <w:tblHeader/>
+        </w:trPr>
+        <w:tc>
+          <w:tcPr>
+            <w:tcW w:type="dxa" w:w="3780"/>
+            <w:tcBorders>
+              <w:top w:val="single" w:color="D1D5DB" w:sz="4"/>
+              <w:left w:val="single" w:color="D1D5DB" w:sz="4"/>
+              <w:bottom w:val="single" w:color="D1D5DB" w:sz="4"/>
+              <w:right w:val="single" w:color="D1D5DB" w:sz="4"/>
+            </w:tcBorders>
+            <w:shd w:fill="1E1B4B" w:color="auto" w:val="clear"/>
+            <w:tcMar>
+              <w:top w:type="dxa" w:w="80"/>
+              <w:left w:type="dxa" w:w="120"/>
+              <w:bottom w:type="dxa" w:w="80"/>
+              <w:right w:type="dxa" w:w="120"/>
+            </w:tcMar>
+            <w:vAlign w:val="top"/>
+          </w:tcPr>
+          <w:p>
+            <w:r>
+              <w:rPr>
+                <w:b/>
+                <w:bCs/>
+                <w:color w:val="FFFFFF"/>
+                <w:sz w:val="20"/>
+                <w:szCs w:val="20"/>
+              </w:rPr>
+              <w:t xml:space="preserve">Student question</w:t>
+            </w:r>
+          </w:p>
+        </w:tc>
+        <w:tc>
+          <w:tcPr>
+            <w:tcW w:type="dxa" w:w="5632"/>
+            <w:tcBorders>
+              <w:top w:val="single" w:color="D1D5DB" w:sz="4"/>
+              <w:left w:val="single" w:color="D1D5DB" w:sz="4"/>
+              <w:bottom w:val="single" w:color="D1D5DB" w:sz="4"/>
+              <w:right w:val="single" w:color="D1D5DB" w:sz="4"/>
+            </w:tcBorders>
+            <w:shd w:fill="1E1B4B" w:color="auto" w:val="clear"/>
+            <w:tcMar>
+              <w:top w:type="dxa" w:w="80"/>
+              <w:left w:type="dxa" w:w="120"/>
+              <w:bottom w:type="dxa" w:w="80"/>
+              <w:right w:type="dxa" w:w="120"/>
+            </w:tcMar>
+            <w:vAlign w:val="top"/>
+          </w:tcPr>
+          <w:p>
+            <w:r>
+              <w:rPr>
+                <w:b/>
+                <w:bCs/>
+                <w:color w:val="FFFFFF"/>
+                <w:sz w:val="20"/>
+                <w:szCs w:val="20"/>
+              </w:rPr>
+              <w:t xml:space="preserve">Explanation</w:t>
+            </w:r>
+          </w:p>
+        </w:tc>
+      </w:tr>
+      <w:tr>
+        <w:trPr>
+          <w:cantSplit/>
+        </w:trPr>
+        <w:tc>
+          <w:tcPr>
+            <w:tcW w:type="dxa" w:w="3780"/>
+            <w:tcBorders>
+              <w:top w:val="single" w:color="D1D5DB" w:sz="4"/>
+              <w:left w:val="single" w:color="D1D5DB" w:sz="4"/>
+              <w:bottom w:val="single" w:color="D1D5DB" w:sz="4"/>
+              <w:right w:val="single" w:color="D1D5DB" w:sz="4"/>
+            </w:tcBorders>
+            <w:shd w:fill="EEF0FF" w:color="auto" w:val="clear"/>
+            <w:tcMar>
+              <w:top w:type="dxa" w:w="80"/>
+              <w:left w:type="dxa" w:w="120"/>
+              <w:bottom w:type="dxa" w:w="80"/>
+              <w:right w:type="dxa" w:w="120"/>
+            </w:tcMar>
+            <w:vAlign w:val="top"/>
+          </w:tcPr>
+          <w:p>
+            <w:r>
+              <w:rPr>
+                <w:b/>
+                <w:bCs/>
+                <w:sz w:val="20"/>
+                <w:szCs w:val="20"/>
+              </w:rPr>
+              <w:t xml:space="preserve">Does fake target one mean the fake is now real?</w:t>
+            </w:r>
+          </w:p>
+        </w:tc>
+        <w:tc>
+          <w:tcPr>
+            <w:tcW w:type="dxa" w:w="5632"/>
+            <w:tcBorders>
+              <w:top w:val="single" w:color="D1D5DB" w:sz="4"/>
+              <w:left w:val="single" w:color="D1D5DB" w:sz="4"/>
+              <w:bottom w:val="single" w:color="D1D5DB" w:sz="4"/>
+              <w:right w:val="single" w:color="D1D5DB" w:sz="4"/>
+            </w:tcBorders>
+            <w:shd w:fill="EEF0FF" w:color="auto" w:val="clear"/>
+            <w:tcMar>
+              <w:top w:type="dxa" w:w="80"/>
+              <w:left w:type="dxa" w:w="120"/>
+              <w:bottom w:type="dxa" w:w="80"/>
+              <w:right w:type="dxa" w:w="120"/>
+            </w:tcMar>
+            <w:vAlign w:val="top"/>
+          </w:tcPr>
+          <w:p>
+            <w:r>
+              <w:rPr>
+                <w:sz w:val="20"/>
+                <w:szCs w:val="20"/>
+              </w:rPr>
+              <w:t xml:space="preserve">It expresses G’s goal. The source remains generated; D still uses target zero in its own update.</w:t>
+            </w:r>
+          </w:p>
+        </w:tc>
+      </w:tr>
+      <w:tr>
+        <w:trPr>
+          <w:cantSplit/>
+        </w:trPr>
+        <w:tc>
+          <w:tcPr>
+            <w:tcW w:type="dxa" w:w="3780"/>
+            <w:tcBorders>
+              <w:top w:val="single" w:color="D1D5DB" w:sz="4"/>
+              <w:left w:val="single" w:color="D1D5DB" w:sz="4"/>
+              <w:bottom w:val="single" w:color="D1D5DB" w:sz="4"/>
+              <w:right w:val="single" w:color="D1D5DB" w:sz="4"/>
+            </w:tcBorders>
+            <w:shd w:fill="FFFFFF" w:color="auto" w:val="clear"/>
+            <w:tcMar>
+              <w:top w:type="dxa" w:w="80"/>
+              <w:left w:type="dxa" w:w="120"/>
+              <w:bottom w:type="dxa" w:w="80"/>
+              <w:right w:type="dxa" w:w="120"/>
+            </w:tcMar>
+            <w:vAlign w:val="top"/>
+          </w:tcPr>
+          <w:p>
+            <w:r>
+              <w:rPr>
+                <w:b/>
+                <w:bCs/>
+                <w:sz w:val="20"/>
+                <w:szCs w:val="20"/>
+              </w:rPr>
+              <w:t xml:space="preserve">Does detach modify the visible image?</w:t>
+            </w:r>
+          </w:p>
+        </w:tc>
+        <w:tc>
+          <w:tcPr>
+            <w:tcW w:type="dxa" w:w="5632"/>
+            <w:tcBorders>
+              <w:top w:val="single" w:color="D1D5DB" w:sz="4"/>
+              <w:left w:val="single" w:color="D1D5DB" w:sz="4"/>
+              <w:bottom w:val="single" w:color="D1D5DB" w:sz="4"/>
+              <w:right w:val="single" w:color="D1D5DB" w:sz="4"/>
+            </w:tcBorders>
+            <w:shd w:fill="FFFFFF" w:color="auto" w:val="clear"/>
+            <w:tcMar>
+              <w:top w:type="dxa" w:w="80"/>
+              <w:left w:type="dxa" w:w="120"/>
+              <w:bottom w:type="dxa" w:w="80"/>
+              <w:right w:type="dxa" w:w="120"/>
+            </w:tcMar>
+            <w:vAlign w:val="top"/>
+          </w:tcPr>
+          <w:p>
+            <w:r>
+              <w:rPr>
+                <w:sz w:val="20"/>
+                <w:szCs w:val="20"/>
+              </w:rPr>
+              <w:t xml:space="preserve">It disconnects a gradient route for that operation while preserving pixel values.</w:t>
+            </w:r>
+          </w:p>
+        </w:tc>
+      </w:tr>
+      <w:tr>
+        <w:trPr>
+          <w:cantSplit/>
+        </w:trPr>
+        <w:tc>
+          <w:tcPr>
+            <w:tcW w:type="dxa" w:w="3780"/>
+            <w:tcBorders>
+              <w:top w:val="single" w:color="D1D5DB" w:sz="4"/>
+              <w:left w:val="single" w:color="D1D5DB" w:sz="4"/>
+              <w:bottom w:val="single" w:color="D1D5DB" w:sz="4"/>
+              <w:right w:val="single" w:color="D1D5DB" w:sz="4"/>
+            </w:tcBorders>
+            <w:shd w:fill="EEF0FF" w:color="auto" w:val="clear"/>
+            <w:tcMar>
+              <w:top w:type="dxa" w:w="80"/>
+              <w:left w:type="dxa" w:w="120"/>
+              <w:bottom w:type="dxa" w:w="80"/>
+              <w:right w:type="dxa" w:w="120"/>
+            </w:tcMar>
+            <w:vAlign w:val="top"/>
+          </w:tcPr>
+          <w:p>
+            <w:r>
+              <w:rPr>
+                <w:b/>
+                <w:bCs/>
+                <w:sz w:val="20"/>
+                <w:szCs w:val="20"/>
+              </w:rPr>
+              <w:t xml:space="preserve">Does D = 0.5 establish success?</w:t>
+            </w:r>
+          </w:p>
+        </w:tc>
+        <w:tc>
+          <w:tcPr>
+            <w:tcW w:type="dxa" w:w="5632"/>
+            <w:tcBorders>
+              <w:top w:val="single" w:color="D1D5DB" w:sz="4"/>
+              <w:left w:val="single" w:color="D1D5DB" w:sz="4"/>
+              <w:bottom w:val="single" w:color="D1D5DB" w:sz="4"/>
+              <w:right w:val="single" w:color="D1D5DB" w:sz="4"/>
+            </w:tcBorders>
+            <w:shd w:fill="EEF0FF" w:color="auto" w:val="clear"/>
+            <w:tcMar>
+              <w:top w:type="dxa" w:w="80"/>
+              <w:left w:type="dxa" w:w="120"/>
+              <w:bottom w:type="dxa" w:w="80"/>
+              <w:right w:type="dxa" w:w="120"/>
+            </w:tcMar>
+            <w:vAlign w:val="top"/>
+          </w:tcPr>
+          <w:p>
+            <w:r>
+              <w:rPr>
+                <w:sz w:val="20"/>
+                <w:szCs w:val="20"/>
+              </w:rPr>
+              <w:t xml:space="preserve">Matching distributions gives one-half under ideal assumptions, but a poor discriminator can also return one-half. Inspect samples and coverage.</w:t>
+            </w:r>
+          </w:p>
+        </w:tc>
+      </w:tr>
+      <w:tr>
+        <w:trPr>
+          <w:cantSplit/>
+        </w:trPr>
+        <w:tc>
+          <w:tcPr>
+            <w:tcW w:type="dxa" w:w="3780"/>
+            <w:tcBorders>
+              <w:top w:val="single" w:color="D1D5DB" w:sz="4"/>
+              <w:left w:val="single" w:color="D1D5DB" w:sz="4"/>
+              <w:bottom w:val="single" w:color="D1D5DB" w:sz="4"/>
+              <w:right w:val="single" w:color="D1D5DB" w:sz="4"/>
+            </w:tcBorders>
+            <w:shd w:fill="FFFFFF" w:color="auto" w:val="clear"/>
+            <w:tcMar>
+              <w:top w:type="dxa" w:w="80"/>
+              <w:left w:type="dxa" w:w="120"/>
+              <w:bottom w:type="dxa" w:w="80"/>
+              <w:right w:type="dxa" w:w="120"/>
+            </w:tcMar>
+            <w:vAlign w:val="top"/>
+          </w:tcPr>
+          <w:p>
+            <w:r>
+              <w:rPr>
+                <w:b/>
+                <w:bCs/>
+                <w:sz w:val="20"/>
+                <w:szCs w:val="20"/>
+              </w:rPr>
+              <w:t xml:space="preserve">Is WGAN’s critic score a probability?</w:t>
+            </w:r>
+          </w:p>
+        </w:tc>
+        <w:tc>
+          <w:tcPr>
+            <w:tcW w:type="dxa" w:w="5632"/>
+            <w:tcBorders>
+              <w:top w:val="single" w:color="D1D5DB" w:sz="4"/>
+              <w:left w:val="single" w:color="D1D5DB" w:sz="4"/>
+              <w:bottom w:val="single" w:color="D1D5DB" w:sz="4"/>
+              <w:right w:val="single" w:color="D1D5DB" w:sz="4"/>
+            </w:tcBorders>
+            <w:shd w:fill="FFFFFF" w:color="auto" w:val="clear"/>
+            <w:tcMar>
+              <w:top w:type="dxa" w:w="80"/>
+              <w:left w:type="dxa" w:w="120"/>
+              <w:bottom w:type="dxa" w:w="80"/>
+              <w:right w:type="dxa" w:w="120"/>
+            </w:tcMar>
+            <w:vAlign w:val="top"/>
+          </w:tcPr>
+          <w:p>
+            <w:r>
+              <w:rPr>
+                <w:sz w:val="20"/>
+                <w:szCs w:val="20"/>
+              </w:rPr>
+              <w:t xml:space="preserve">No. It is unrestricted, and the real-versus-fake mean score difference defines the objective.</w:t>
+            </w:r>
+          </w:p>
+        </w:tc>
+      </w:tr>
+      <w:tr>
+        <w:trPr>
+          <w:cantSplit/>
+        </w:trPr>
+        <w:tc>
+          <w:tcPr>
+            <w:tcW w:type="dxa" w:w="3780"/>
+            <w:tcBorders>
+              <w:top w:val="single" w:color="D1D5DB" w:sz="4"/>
+              <w:left w:val="single" w:color="D1D5DB" w:sz="4"/>
+              <w:bottom w:val="single" w:color="D1D5DB" w:sz="4"/>
+              <w:right w:val="single" w:color="D1D5DB" w:sz="4"/>
+            </w:tcBorders>
+            <w:shd w:fill="EEF0FF" w:color="auto" w:val="clear"/>
+            <w:tcMar>
+              <w:top w:type="dxa" w:w="80"/>
+              <w:left w:type="dxa" w:w="120"/>
+              <w:bottom w:type="dxa" w:w="80"/>
+              <w:right w:type="dxa" w:w="120"/>
+            </w:tcMar>
+            <w:vAlign w:val="top"/>
+          </w:tcPr>
+          <w:p>
+            <w:r>
+              <w:rPr>
+                <w:b/>
+                <w:bCs/>
+                <w:sz w:val="20"/>
+                <w:szCs w:val="20"/>
+              </w:rPr>
+              <w:t xml:space="preserve">Will the short core reproduce the archive?</w:t>
+            </w:r>
+          </w:p>
+        </w:tc>
+        <w:tc>
+          <w:tcPr>
+            <w:tcW w:type="dxa" w:w="5632"/>
+            <w:tcBorders>
+              <w:top w:val="single" w:color="D1D5DB" w:sz="4"/>
+              <w:left w:val="single" w:color="D1D5DB" w:sz="4"/>
+              <w:bottom w:val="single" w:color="D1D5DB" w:sz="4"/>
+              <w:right w:val="single" w:color="D1D5DB" w:sz="4"/>
+            </w:tcBorders>
+            <w:shd w:fill="EEF0FF" w:color="auto" w:val="clear"/>
+            <w:tcMar>
+              <w:top w:type="dxa" w:w="80"/>
+              <w:left w:type="dxa" w:w="120"/>
+              <w:bottom w:type="dxa" w:w="80"/>
+              <w:right w:type="dxa" w:w="120"/>
+            </w:tcMar>
+            <w:vAlign w:val="top"/>
+          </w:tcPr>
+          <w:p>
+            <w:r>
+              <w:rPr>
+                <w:sz w:val="20"/>
+                <w:szCs w:val="20"/>
+              </w:rPr>
+              <w:t xml:space="preserve">No outcome is guaranteed. Report actual budgets, seeds and observations; the archive documents its longer run.</w:t>
+            </w:r>
+          </w:p>
+        </w:tc>
+      </w:tr>
+      <w:tr>
+        <w:trPr>
+          <w:cantSplit/>
+        </w:trPr>
+        <w:tc>
+          <w:tcPr>
+            <w:tcW w:type="dxa" w:w="3780"/>
+            <w:tcBorders>
+              <w:top w:val="single" w:color="D1D5DB" w:sz="4"/>
+              <w:left w:val="single" w:color="D1D5DB" w:sz="4"/>
+              <w:bottom w:val="single" w:color="D1D5DB" w:sz="4"/>
+              <w:right w:val="single" w:color="D1D5DB" w:sz="4"/>
+            </w:tcBorders>
+            <w:shd w:fill="FFFFFF" w:color="auto" w:val="clear"/>
+            <w:tcMar>
+              <w:top w:type="dxa" w:w="80"/>
+              <w:left w:type="dxa" w:w="120"/>
+              <w:bottom w:type="dxa" w:w="80"/>
+              <w:right w:type="dxa" w:w="120"/>
+            </w:tcMar>
+            <w:vAlign w:val="top"/>
+          </w:tcPr>
+          <w:p>
+            <w:r>
+              <w:rPr>
+                <w:b/>
+                <w:bCs/>
+                <w:sz w:val="20"/>
+                <w:szCs w:val="20"/>
+              </w:rPr>
+              <w:t xml:space="preserve">Can custom distance and class counts disagree?</w:t>
+            </w:r>
+          </w:p>
+        </w:tc>
+        <w:tc>
+          <w:tcPr>
+            <w:tcW w:type="dxa" w:w="5632"/>
+            <w:tcBorders>
+              <w:top w:val="single" w:color="D1D5DB" w:sz="4"/>
+              <w:left w:val="single" w:color="D1D5DB" w:sz="4"/>
+              <w:bottom w:val="single" w:color="D1D5DB" w:sz="4"/>
+              <w:right w:val="single" w:color="D1D5DB" w:sz="4"/>
+            </w:tcBorders>
+            <w:shd w:fill="FFFFFF" w:color="auto" w:val="clear"/>
+            <w:tcMar>
+              <w:top w:type="dxa" w:w="80"/>
+              <w:left w:type="dxa" w:w="120"/>
+              <w:bottom w:type="dxa" w:w="80"/>
+              <w:right w:type="dxa" w:w="120"/>
+            </w:tcMar>
+            <w:vAlign w:val="top"/>
+          </w:tcPr>
+          <w:p>
+            <w:r>
+              <w:rPr>
+                <w:sz w:val="20"/>
+                <w:szCs w:val="20"/>
+              </w:rPr>
+              <w:t xml:space="preserve">Yes. They summarise different properties using fallible classifier features and labels. Inspect held-out accuracy and images as well.</w:t>
+            </w:r>
+          </w:p>
+        </w:tc>
+      </w:tr>
+    </w:tbl>
+    <w:p>
+      <w:pPr>
+        <w:spacing w:after="120"/>
+      </w:pPr>
+    </w:p>
+    <w:p>
+      <w:pPr>
+        <w:pStyle w:val="Heading1"/>
+        <w:keepNext/>
+      </w:pPr>
+      <w:r>
+        <w:t xml:space="preserve">Self-checks with answers</w:t>
       </w:r>
     </w:p>
     <w:p>
@@ -16878,12 +16973,440 @@
         <w:keepLines/>
         <w:numPr>
           <w:ilvl w:val="0"/>
-          <w:numId w:val="36"/>
+          <w:numId w:val="37"/>
         </w:numPr>
         <w:spacing w:after="80" w:line="276"/>
       </w:pPr>
       <w:r>
-        <w:t xml:space="preserve">Consent, disclosure and provenance matter.</w:t>
+        <w:t xml:space="preserve">What three shapes occur for B=4? </w:t>
+      </w:r>
+      <w:r>
+        <w:rPr>
+          <w:b/>
+          <w:bCs/>
+        </w:rPr>
+        <w:t xml:space="preserve">Answer:</w:t>
+      </w:r>
+      <w:r>
+        <w:t xml:space="preserve"> code [4,64], image [4,1,28,28], discriminator logit [4].</w:t>
+      </w:r>
+    </w:p>
+    <w:p>
+      <w:pPr>
+        <w:pStyle w:val="ListParagraph"/>
+        <w:keepLines/>
+        <w:numPr>
+          <w:ilvl w:val="0"/>
+          <w:numId w:val="37"/>
+        </w:numPr>
+        <w:spacing w:after="80" w:line="276"/>
+      </w:pPr>
+      <w:r>
+        <w:t xml:space="preserve">Where must fake remain linked to G? </w:t>
+      </w:r>
+      <w:r>
+        <w:rPr>
+          <w:b/>
+          <w:bCs/>
+        </w:rPr>
+        <w:t xml:space="preserve">Answer:</w:t>
+      </w:r>
+      <w:r>
+        <w:t xml:space="preserve"> in the generator loss, through a fresh updated-D forward pass.</w:t>
+      </w:r>
+    </w:p>
+    <w:p>
+      <w:pPr>
+        <w:pStyle w:val="ListParagraph"/>
+        <w:keepLines/>
+        <w:numPr>
+          <w:ilvl w:val="0"/>
+          <w:numId w:val="37"/>
+        </w:numPr>
+        <w:spacing w:after="80" w:line="276"/>
+      </w:pPr>
+      <w:r>
+        <w:t xml:space="preserve">If real density is 0.3 and generated density 0.1 at x, what is ideal D? </w:t>
+      </w:r>
+      <w:r>
+        <w:rPr>
+          <w:b/>
+          <w:bCs/>
+        </w:rPr>
+        <w:t xml:space="preserve">Answer:</w:t>
+      </w:r>
+      <w:r>
+        <w:t xml:space="preserve"> 0.3/(0.3+0.1)=0.75.</w:t>
+      </w:r>
+    </w:p>
+    <w:p>
+      <w:pPr>
+        <w:pStyle w:val="ListParagraph"/>
+        <w:keepLines/>
+        <w:numPr>
+          <w:ilvl w:val="0"/>
+          <w:numId w:val="37"/>
+        </w:numPr>
+        <w:spacing w:after="80" w:line="276"/>
+      </w:pPr>
+      <w:r>
+        <w:t xml:space="preserve">If both positive densities match, what is ideal D? </w:t>
+      </w:r>
+      <w:r>
+        <w:rPr>
+          <w:b/>
+          <w:bCs/>
+        </w:rPr>
+        <w:t xml:space="preserve">Answer:</w:t>
+      </w:r>
+      <w:r>
+        <w:t xml:space="preserve"> one-half; outside both supports the ratio is undefined.</w:t>
+      </w:r>
+    </w:p>
+    <w:p>
+      <w:pPr>
+        <w:pStyle w:val="ListParagraph"/>
+        <w:keepLines/>
+        <w:numPr>
+          <w:ilvl w:val="0"/>
+          <w:numId w:val="37"/>
+        </w:numPr>
+        <w:spacing w:after="80" w:line="276"/>
+      </w:pPr>
+      <w:r>
+        <w:t xml:space="preserve">Why report feature extractor and sample count? </w:t>
+      </w:r>
+      <w:r>
+        <w:rPr>
+          <w:b/>
+          <w:bCs/>
+        </w:rPr>
+        <w:t xml:space="preserve">Answer:</w:t>
+      </w:r>
+      <w:r>
+        <w:t xml:space="preserve"> they define the comparison and its uncertainty; different custom and standard feature scores are not interchangeable.</w:t>
+      </w:r>
+    </w:p>
+    <w:p>
+      <w:pPr>
+        <w:pStyle w:val="Heading1"/>
+        <w:keepNext/>
+      </w:pPr>
+      <w:r>
+        <w:t xml:space="preserve">Core, archive and optional explanation help</w:t>
+      </w:r>
+    </w:p>
+    <w:p>
+      <w:pPr>
+        <w:keepNext w:val="false"/>
+        <w:keepLines/>
+        <w:spacing w:after="140" w:line="288"/>
+      </w:pPr>
+      <w:r>
+        <w:t xml:space="preserve">The coverage flow is codes → G images → classifier logits → argmax labels → ten counts → threshold check. Each arrow carries the next operation’s actual input. Interpolation, custom feature distance and the toy ring are independent experiments; their outputs are not fed into this flow.</w:t>
+      </w:r>
+    </w:p>
+    <w:p>
+      <w:pPr>
+        <w:keepNext w:val="false"/>
+        <w:keepLines/>
+        <w:spacing w:after="140" w:line="288"/>
+      </w:pPr>
+      <w:r>
+        <w:t xml:space="preserve">The injected setup keeps </w:t>
+      </w:r>
+      <w:r>
+        <w:rPr>
+          <w:rFonts w:ascii="Consolas" w:cs="Consolas" w:eastAsia="Consolas" w:hAnsi="Consolas"/>
+          <w:color w:val="4F46E5"/>
+          <w:sz w:val="20"/>
+          <w:szCs w:val="20"/>
+        </w:rPr>
+        <w:t xml:space="preserve">USE_GEMINI = False</w:t>
+      </w:r>
+      <w:r>
+        <w:t xml:space="preserve"> and </w:t>
+      </w:r>
+      <w:r>
+        <w:rPr>
+          <w:rFonts w:ascii="Consolas" w:cs="Consolas" w:eastAsia="Consolas" w:hAnsi="Consolas"/>
+          <w:color w:val="4F46E5"/>
+          <w:sz w:val="20"/>
+          <w:szCs w:val="20"/>
+        </w:rPr>
+        <w:t xml:space="preserve">USE_OPENAI = False</w:t>
+      </w:r>
+      <w:r>
+        <w:t xml:space="preserve">. Opt in to exactly one; enabling both returns local guidance. Optional </w:t>
+      </w:r>
+      <w:r>
+        <w:rPr>
+          <w:rFonts w:ascii="Consolas" w:cs="Consolas" w:eastAsia="Consolas" w:hAnsi="Consolas"/>
+          <w:color w:val="4F46E5"/>
+          <w:sz w:val="20"/>
+          <w:szCs w:val="20"/>
+        </w:rPr>
+        <w:t xml:space="preserve">ask_model</w:t>
+      </w:r>
+      <w:r>
+        <w:t xml:space="preserve"> selects Gemini or the OpenAI API to critique one synthetic claim; it does not train the GAN, calculate metrics or provide measurement evidence. Provider keys come from Colab Secrets or environment variables and are never printed. The shared helper limits calls and backs off on HTTP 429. Send no personal data. Gemini free-tier availability and terms vary by region; EEA/UK/Swiss API-client distribution carries paid-service conditions. Use the local checklist when the selected API is unavailable.</w:t>
+      </w:r>
+    </w:p>
+    <w:p>
+      <w:pPr>
+        <w:pStyle w:val="Heading1"/>
+        <w:keepNext/>
+      </w:pPr>
+      <w:r>
+        <w:t xml:space="preserve">Focused reading and viewing</w:t>
+      </w:r>
+    </w:p>
+    <w:p>
+      <w:pPr>
+        <w:keepNext w:val="false"/>
+        <w:keepLines/>
+        <w:spacing w:after="140" w:line="288"/>
+      </w:pPr>
+      <w:r>
+        <w:t xml:space="preserve">Read one source to answer a specific question, then explain a worked example without copying its prose.</w:t>
+      </w:r>
+    </w:p>
+    <w:p>
+      <w:pPr>
+        <w:pStyle w:val="ListParagraph"/>
+        <w:keepLines/>
+        <w:numPr>
+          <w:ilvl w:val="0"/>
+          <w:numId w:val="38"/>
+        </w:numPr>
+        <w:spacing w:after="80" w:line="276"/>
+      </w:pPr>
+      <w:hyperlink w:history="1" r:id="rIdsxafmrjlwt5ou3_fkjrml">
+        <w:r>
+          <w:rPr>
+            <w:color w:val="4F46E5"/>
+            <w:u w:val="single"/>
+          </w:rPr>
+          <w:t xml:space="preserve">Goodfellow et al.: GAN objective</w:t>
+        </w:r>
+      </w:hyperlink>
+      <w:r>
+        <w:t xml:space="preserve"> — derive the optimal discriminator.</w:t>
+      </w:r>
+    </w:p>
+    <w:p>
+      <w:pPr>
+        <w:pStyle w:val="ListParagraph"/>
+        <w:keepLines/>
+        <w:numPr>
+          <w:ilvl w:val="0"/>
+          <w:numId w:val="38"/>
+        </w:numPr>
+        <w:spacing w:after="80" w:line="276"/>
+      </w:pPr>
+      <w:hyperlink w:history="1" r:id="rIdtqyg7krgumupu7rn7askz">
+        <w:r>
+          <w:rPr>
+            <w:color w:val="4F46E5"/>
+            <w:u w:val="single"/>
+          </w:rPr>
+          <w:t xml:space="preserve">Official PyTorch DCGAN tutorial</w:t>
+        </w:r>
+      </w:hyperlink>
+      <w:r>
+        <w:t xml:space="preserve"> — trace detach and the fresh discriminator forward pass.</w:t>
+      </w:r>
+    </w:p>
+    <w:p>
+      <w:pPr>
+        <w:pStyle w:val="ListParagraph"/>
+        <w:keepLines/>
+        <w:numPr>
+          <w:ilvl w:val="0"/>
+          <w:numId w:val="38"/>
+        </w:numPr>
+        <w:spacing w:after="80" w:line="276"/>
+      </w:pPr>
+      <w:hyperlink w:history="1" r:id="rIdrqshqaknfvi4at4mxkqba">
+        <w:r>
+          <w:rPr>
+            <w:color w:val="4F46E5"/>
+            <w:u w:val="single"/>
+          </w:rPr>
+          <w:t xml:space="preserve">Heusel et al.: FID and TTUR</w:t>
+        </w:r>
+      </w:hyperlink>
+      <w:r>
+        <w:t xml:space="preserve"> — distinguish standard features from the notebook’s custom score.</w:t>
+      </w:r>
+    </w:p>
+    <w:p>
+      <w:pPr>
+        <w:pStyle w:val="ListParagraph"/>
+        <w:keepLines/>
+        <w:numPr>
+          <w:ilvl w:val="0"/>
+          <w:numId w:val="38"/>
+        </w:numPr>
+        <w:spacing w:after="80" w:line="276"/>
+      </w:pPr>
+      <w:hyperlink w:history="1" r:id="rIdogyr83gerqxahyyoedkvi">
+        <w:r>
+          <w:rPr>
+            <w:color w:val="4F46E5"/>
+            <w:u w:val="single"/>
+          </w:rPr>
+          <w:t xml:space="preserve">MIT 2026 generative-model lecture, video</w:t>
+        </w:r>
+      </w:hyperlink>
+      <w:r>
+        <w:t xml:space="preserve"> — pause to predict a mechanism before hearing its explanation.</w:t>
+      </w:r>
+    </w:p>
+    <w:p>
+      <w:pPr>
+        <w:pStyle w:val="ListParagraph"/>
+        <w:keepLines/>
+        <w:numPr>
+          <w:ilvl w:val="0"/>
+          <w:numId w:val="38"/>
+        </w:numPr>
+        <w:spacing w:after="80" w:line="276"/>
+      </w:pPr>
+      <w:hyperlink w:history="1" r:id="rId-ogq9v1l4my6eoxqsaqi_">
+        <w:r>
+          <w:rPr>
+            <w:color w:val="4F46E5"/>
+            <w:u w:val="single"/>
+          </w:rPr>
+          <w:t xml:space="preserve">Published SDXL-Turbo model card</w:t>
+        </w:r>
+      </w:hyperlink>
+      <w:r>
+        <w:t xml:space="preserve"> — verify its documented adversarial distillation and one-to-four-step sampling; check its applicable licence.</w:t>
+      </w:r>
+    </w:p>
+    <w:p>
+      <w:pPr>
+        <w:keepNext w:val="false"/>
+        <w:keepLines/>
+        <w:spacing w:after="140" w:line="288"/>
+      </w:pPr>
+      <w:r>
+        <w:t xml:space="preserve">Vendor facts checked 11 October 2026. Historical papers remain historical sources, not claims about current popularity or the performance of this CPU core.</w:t>
+      </w:r>
+    </w:p>
+    <w:p>
+      <w:pPr>
+        <w:pStyle w:val="Heading1"/>
+        <w:keepNext/>
+      </w:pPr>
+      <w:r>
+        <w:t xml:space="preserve">Class recap</w:t>
+      </w:r>
+    </w:p>
+    <w:p>
+      <w:pPr>
+        <w:pStyle w:val="ListParagraph"/>
+        <w:keepLines/>
+        <w:numPr>
+          <w:ilvl w:val="0"/>
+          <w:numId w:val="39"/>
+        </w:numPr>
+        <w:spacing w:after="80" w:line="276"/>
+      </w:pPr>
+      <w:r>
+        <w:t xml:space="preserve">G generates; D checks.</w:t>
+      </w:r>
+    </w:p>
+    <w:p>
+      <w:pPr>
+        <w:pStyle w:val="ListParagraph"/>
+        <w:keepLines/>
+        <w:numPr>
+          <w:ilvl w:val="0"/>
+          <w:numId w:val="39"/>
+        </w:numPr>
+        <w:spacing w:after="80" w:line="276"/>
+      </w:pPr>
+      <w:r>
+        <w:t xml:space="preserve">Separate updates; preserve G gradients.</w:t>
+      </w:r>
+    </w:p>
+    <w:p>
+      <w:pPr>
+        <w:pStyle w:val="ListParagraph"/>
+        <w:keepLines/>
+        <w:numPr>
+          <w:ilvl w:val="0"/>
+          <w:numId w:val="39"/>
+        </w:numPr>
+        <w:spacing w:after="80" w:line="276"/>
+      </w:pPr>
+      <w:r>
+        <w:t xml:space="preserve">Check quality and coverage.</w:t>
+      </w:r>
+    </w:p>
+    <w:p>
+      <w:pPr>
+        <w:pStyle w:val="ListParagraph"/>
+        <w:keepLines/>
+        <w:numPr>
+          <w:ilvl w:val="0"/>
+          <w:numId w:val="39"/>
+        </w:numPr>
+        <w:spacing w:after="80" w:line="276"/>
+      </w:pPr>
+      <w:r>
+        <w:t xml:space="preserve">Document features and sample counts.</w:t>
+      </w:r>
+    </w:p>
+    <w:p>
+      <w:pPr>
+        <w:pStyle w:val="ListParagraph"/>
+        <w:keepLines/>
+        <w:numPr>
+          <w:ilvl w:val="0"/>
+          <w:numId w:val="39"/>
+        </w:numPr>
+        <w:spacing w:after="80" w:line="276"/>
+      </w:pPr>
+      <w:r>
+        <w:t xml:space="preserve">Consider consent, disclosure and provenance.</w:t>
+      </w:r>
+    </w:p>
+    <w:p>
+      <w:pPr>
+        <w:keepNext/>
+        <w:keepLines/>
+        <w:spacing w:after="140" w:line="288"/>
+      </w:pPr>
+      <w:r>
+        <w:rPr>
+          <w:b/>
+          <w:bCs/>
+        </w:rPr>
+        <w:t xml:space="preserve">Exit question.</w:t>
+      </w:r>
+      <w:r>
+        <w:t xml:space="preserve"> Why keep fake linked?</w:t>
+      </w:r>
+    </w:p>
+    <w:p>
+      <w:pPr>
+        <w:keepNext/>
+        <w:keepLines/>
+        <w:spacing w:after="140" w:line="288"/>
+      </w:pPr>
+      <w:r>
+        <w:rPr>
+          <w:b/>
+          <w:bCs/>
+        </w:rPr>
+        <w:t xml:space="preserve">Answer.</w:t>
+      </w:r>
+      <w:r>
+        <w:t xml:space="preserve"> Gradients must travel from its loss through D and the fake image to G’s weights.</w:t>
       </w:r>
     </w:p>
     <w:p>
@@ -16947,40 +17470,6 @@
           <w:szCs w:val="19"/>
         </w:rPr>
         <w:t xml:space="preserve">Week 3: what we learned</w:t>
-      </w:r>
-    </w:p>
-    <w:p>
-      <w:pPr>
-        <w:keepNext/>
-        <w:keepLines/>
-        <w:spacing w:after="140" w:line="288"/>
-      </w:pPr>
-      <w:r>
-        <w:rPr>
-          <w:b/>
-          <w:bCs/>
-        </w:rPr>
-        <w:t xml:space="preserve">Exit question.</w:t>
-      </w:r>
-      <w:r>
-        <w:t xml:space="preserve"> Why must fake stay linked to G during the generator update?</w:t>
-      </w:r>
-    </w:p>
-    <w:p>
-      <w:pPr>
-        <w:keepNext w:val="false"/>
-        <w:keepLines/>
-        <w:spacing w:after="140" w:line="288"/>
-      </w:pPr>
-      <w:r>
-        <w:rPr>
-          <w:b/>
-          <w:bCs/>
-        </w:rPr>
-        <w:t xml:space="preserve">Answer.</w:t>
-      </w:r>
-      <w:r>
-        <w:t xml:space="preserve"> Gradients must travel from its loss through D and the fake image to G’s weights.</w:t>
       </w:r>
     </w:p>
     <w:sectPr>
@@ -17480,6 +17969,24 @@
     </w:lvlOverride>
   </w:num>
   <w:num w:numId="36">
+    <w:abstractNumId w:val="3"/>
+    <w:lvlOverride w:ilvl="0">
+      <w:startOverride w:val="1"/>
+    </w:lvlOverride>
+  </w:num>
+  <w:num w:numId="37">
+    <w:abstractNumId w:val="3"/>
+    <w:lvlOverride w:ilvl="0">
+      <w:startOverride w:val="1"/>
+    </w:lvlOverride>
+  </w:num>
+  <w:num w:numId="38">
+    <w:abstractNumId w:val="2"/>
+    <w:lvlOverride w:ilvl="0">
+      <w:startOverride w:val="1"/>
+    </w:lvlOverride>
+  </w:num>
+  <w:num w:numId="39">
     <w:abstractNumId w:val="2"/>
     <w:lvlOverride w:ilvl="0">
       <w:startOverride w:val="1"/>
